--- a/202602_SISTRA2-VERSIONES_es.docx
+++ b/202602_SISTRA2-VERSIONES_es.docx
@@ -3942,7 +3942,13 @@
               <w:rPr>
                 <w:sz w:val="16"/>
               </w:rPr>
-              <w:t>82-84</w:t>
+              <w:t>82-8</w:t>
+            </w:r>
+            <w:r>
+              <w:rPr>
+                <w:sz w:val="16"/>
+              </w:rPr>
+              <w:t>5</w:t>
             </w:r>
           </w:p>
         </w:tc>
@@ -3970,6 +3976,124 @@
                 <w:sz w:val="16"/>
               </w:rPr>
               <w:t>Adición de la versión 1.8.2</w:t>
+            </w:r>
+          </w:p>
+        </w:tc>
+        <w:tc>
+          <w:tcPr>
+            <w:tcW w:w="286" w:type="dxa"/>
+            <w:gridSpan w:val="2"/>
+            <w:tcBorders>
+              <w:left w:val="single" w:sz="8" w:space="0" w:color="000000"/>
+            </w:tcBorders>
+            <w:shd w:val="clear" w:color="auto" w:fill="auto"/>
+          </w:tcPr>
+          <w:p>
+            <w:pPr>
+              <w:snapToGrid w:val="0"/>
+              <w:rPr>
+                <w:b/>
+                <w:sz w:val="16"/>
+              </w:rPr>
+            </w:pPr>
+          </w:p>
+        </w:tc>
+      </w:tr>
+      <w:tr>
+        <w:tblPrEx>
+          <w:tblCellMar>
+            <w:left w:w="0" w:type="dxa"/>
+            <w:right w:w="0" w:type="dxa"/>
+          </w:tblCellMar>
+        </w:tblPrEx>
+        <w:tc>
+          <w:tcPr>
+            <w:tcW w:w="566" w:type="dxa"/>
+            <w:shd w:val="clear" w:color="auto" w:fill="auto"/>
+          </w:tcPr>
+          <w:p>
+            <w:pPr>
+              <w:pStyle w:val="Contenidodelatabla"/>
+            </w:pPr>
+          </w:p>
+        </w:tc>
+        <w:tc>
+          <w:tcPr>
+            <w:tcW w:w="1133" w:type="dxa"/>
+            <w:gridSpan w:val="2"/>
+            <w:tcBorders>
+              <w:top w:val="single" w:sz="4" w:space="0" w:color="000000"/>
+              <w:left w:val="single" w:sz="8" w:space="0" w:color="000000"/>
+              <w:bottom w:val="single" w:sz="4" w:space="0" w:color="000000"/>
+            </w:tcBorders>
+            <w:shd w:val="clear" w:color="auto" w:fill="auto"/>
+          </w:tcPr>
+          <w:p>
+            <w:pPr>
+              <w:snapToGrid w:val="0"/>
+              <w:spacing w:before="0" w:after="0"/>
+              <w:rPr>
+                <w:sz w:val="16"/>
+              </w:rPr>
+            </w:pPr>
+            <w:r>
+              <w:rPr>
+                <w:sz w:val="16"/>
+              </w:rPr>
+              <w:t>26</w:t>
+            </w:r>
+          </w:p>
+        </w:tc>
+        <w:tc>
+          <w:tcPr>
+            <w:tcW w:w="1134" w:type="dxa"/>
+            <w:tcBorders>
+              <w:top w:val="single" w:sz="4" w:space="0" w:color="000000"/>
+              <w:left w:val="single" w:sz="8" w:space="0" w:color="000000"/>
+              <w:bottom w:val="single" w:sz="4" w:space="0" w:color="000000"/>
+            </w:tcBorders>
+            <w:shd w:val="clear" w:color="auto" w:fill="auto"/>
+          </w:tcPr>
+          <w:p>
+            <w:pPr>
+              <w:snapToGrid w:val="0"/>
+              <w:spacing w:before="0" w:after="0"/>
+              <w:rPr>
+                <w:sz w:val="16"/>
+              </w:rPr>
+            </w:pPr>
+            <w:r>
+              <w:rPr>
+                <w:sz w:val="16"/>
+              </w:rPr>
+              <w:t>86</w:t>
+            </w:r>
+          </w:p>
+        </w:tc>
+        <w:tc>
+          <w:tcPr>
+            <w:tcW w:w="5983" w:type="dxa"/>
+            <w:gridSpan w:val="6"/>
+            <w:tcBorders>
+              <w:top w:val="single" w:sz="4" w:space="0" w:color="000000"/>
+              <w:left w:val="single" w:sz="8" w:space="0" w:color="000000"/>
+              <w:bottom w:val="single" w:sz="4" w:space="0" w:color="000000"/>
+            </w:tcBorders>
+            <w:shd w:val="clear" w:color="auto" w:fill="auto"/>
+          </w:tcPr>
+          <w:p>
+            <w:pPr>
+              <w:snapToGrid w:val="0"/>
+              <w:spacing w:before="0" w:after="0"/>
+              <w:rPr>
+                <w:sz w:val="16"/>
+              </w:rPr>
+            </w:pPr>
+            <w:r>
+              <w:rPr>
+                <w:sz w:val="16"/>
+              </w:rPr>
+              <w:t>Adición de la versión 1.8.3</w:t>
             </w:r>
           </w:p>
         </w:tc>
@@ -5615,7 +5739,7 @@
           <w:r>
             <w:fldChar w:fldCharType="separate"/>
           </w:r>
-          <w:hyperlink w:anchor="_Toc221484992" w:history="1">
+          <w:hyperlink w:anchor="_Toc222687108" w:history="1">
             <w:r>
               <w:rPr>
                 <w:rStyle w:val="Hipervnculo"/>
@@ -5663,7 +5787,7 @@
                 <w:noProof/>
                 <w:webHidden/>
               </w:rPr>
-              <w:instrText xml:space="preserve"> PAGEREF _Toc221484992 \h </w:instrText>
+              <w:instrText xml:space="preserve"> PAGEREF _Toc222687108 \h </w:instrText>
             </w:r>
             <w:r>
               <w:rPr>
@@ -5683,7 +5807,7 @@
                 <w:noProof/>
                 <w:webHidden/>
               </w:rPr>
-              <w:t>6</w:t>
+              <w:t>7</w:t>
             </w:r>
             <w:r>
               <w:rPr>
@@ -5713,7 +5837,7 @@
               <w14:ligatures w14:val="standardContextual"/>
             </w:rPr>
           </w:pPr>
-          <w:hyperlink w:anchor="_Toc221484993" w:history="1">
+          <w:hyperlink w:anchor="_Toc222687109" w:history="1">
             <w:r>
               <w:rPr>
                 <w:rStyle w:val="Hipervnculo"/>
@@ -5761,7 +5885,7 @@
                 <w:noProof/>
                 <w:webHidden/>
               </w:rPr>
-              <w:instrText xml:space="preserve"> PAGEREF _Toc221484993 \h </w:instrText>
+              <w:instrText xml:space="preserve"> PAGEREF _Toc222687109 \h </w:instrText>
             </w:r>
             <w:r>
               <w:rPr>
@@ -5781,7 +5905,7 @@
                 <w:noProof/>
                 <w:webHidden/>
               </w:rPr>
-              <w:t>7</w:t>
+              <w:t>8</w:t>
             </w:r>
             <w:r>
               <w:rPr>
@@ -5809,7 +5933,7 @@
               <w14:ligatures w14:val="standardContextual"/>
             </w:rPr>
           </w:pPr>
-          <w:hyperlink w:anchor="_Toc221484994" w:history="1">
+          <w:hyperlink w:anchor="_Toc222687110" w:history="1">
             <w:r>
               <w:rPr>
                 <w:rStyle w:val="Hipervnculo"/>
@@ -5836,7 +5960,7 @@
                 <w:noProof/>
                 <w:webHidden/>
               </w:rPr>
-              <w:instrText xml:space="preserve"> PAGEREF _Toc221484994 \h </w:instrText>
+              <w:instrText xml:space="preserve"> PAGEREF _Toc222687110 \h </w:instrText>
             </w:r>
             <w:r>
               <w:rPr>
@@ -5856,7 +5980,7 @@
                 <w:noProof/>
                 <w:webHidden/>
               </w:rPr>
-              <w:t>7</w:t>
+              <w:t>8</w:t>
             </w:r>
             <w:r>
               <w:rPr>
@@ -5884,7 +6008,7 @@
               <w14:ligatures w14:val="standardContextual"/>
             </w:rPr>
           </w:pPr>
-          <w:hyperlink w:anchor="_Toc221484995" w:history="1">
+          <w:hyperlink w:anchor="_Toc222687111" w:history="1">
             <w:r>
               <w:rPr>
                 <w:rStyle w:val="Hipervnculo"/>
@@ -5911,7 +6035,7 @@
                 <w:noProof/>
                 <w:webHidden/>
               </w:rPr>
-              <w:instrText xml:space="preserve"> PAGEREF _Toc221484995 \h </w:instrText>
+              <w:instrText xml:space="preserve"> PAGEREF _Toc222687111 \h </w:instrText>
             </w:r>
             <w:r>
               <w:rPr>
@@ -5931,7 +6055,7 @@
                 <w:noProof/>
                 <w:webHidden/>
               </w:rPr>
-              <w:t>7</w:t>
+              <w:t>8</w:t>
             </w:r>
             <w:r>
               <w:rPr>
@@ -5959,7 +6083,7 @@
               <w14:ligatures w14:val="standardContextual"/>
             </w:rPr>
           </w:pPr>
-          <w:hyperlink w:anchor="_Toc221484996" w:history="1">
+          <w:hyperlink w:anchor="_Toc222687112" w:history="1">
             <w:r>
               <w:rPr>
                 <w:rStyle w:val="Hipervnculo"/>
@@ -5986,7 +6110,7 @@
                 <w:noProof/>
                 <w:webHidden/>
               </w:rPr>
-              <w:instrText xml:space="preserve"> PAGEREF _Toc221484996 \h </w:instrText>
+              <w:instrText xml:space="preserve"> PAGEREF _Toc222687112 \h </w:instrText>
             </w:r>
             <w:r>
               <w:rPr>
@@ -6006,7 +6130,7 @@
                 <w:noProof/>
                 <w:webHidden/>
               </w:rPr>
-              <w:t>8</w:t>
+              <w:t>9</w:t>
             </w:r>
             <w:r>
               <w:rPr>
@@ -6034,7 +6158,7 @@
               <w14:ligatures w14:val="standardContextual"/>
             </w:rPr>
           </w:pPr>
-          <w:hyperlink w:anchor="_Toc221484997" w:history="1">
+          <w:hyperlink w:anchor="_Toc222687113" w:history="1">
             <w:r>
               <w:rPr>
                 <w:rStyle w:val="Hipervnculo"/>
@@ -6061,7 +6185,7 @@
                 <w:noProof/>
                 <w:webHidden/>
               </w:rPr>
-              <w:instrText xml:space="preserve"> PAGEREF _Toc221484997 \h </w:instrText>
+              <w:instrText xml:space="preserve"> PAGEREF _Toc222687113 \h </w:instrText>
             </w:r>
             <w:r>
               <w:rPr>
@@ -6081,7 +6205,7 @@
                 <w:noProof/>
                 <w:webHidden/>
               </w:rPr>
-              <w:t>8</w:t>
+              <w:t>9</w:t>
             </w:r>
             <w:r>
               <w:rPr>
@@ -6109,7 +6233,7 @@
               <w14:ligatures w14:val="standardContextual"/>
             </w:rPr>
           </w:pPr>
-          <w:hyperlink w:anchor="_Toc221484998" w:history="1">
+          <w:hyperlink w:anchor="_Toc222687114" w:history="1">
             <w:r>
               <w:rPr>
                 <w:rStyle w:val="Hipervnculo"/>
@@ -6136,7 +6260,7 @@
                 <w:noProof/>
                 <w:webHidden/>
               </w:rPr>
-              <w:instrText xml:space="preserve"> PAGEREF _Toc221484998 \h </w:instrText>
+              <w:instrText xml:space="preserve"> PAGEREF _Toc222687114 \h </w:instrText>
             </w:r>
             <w:r>
               <w:rPr>
@@ -6156,7 +6280,7 @@
                 <w:noProof/>
                 <w:webHidden/>
               </w:rPr>
-              <w:t>9</w:t>
+              <w:t>10</w:t>
             </w:r>
             <w:r>
               <w:rPr>
@@ -6184,7 +6308,7 @@
               <w14:ligatures w14:val="standardContextual"/>
             </w:rPr>
           </w:pPr>
-          <w:hyperlink w:anchor="_Toc221484999" w:history="1">
+          <w:hyperlink w:anchor="_Toc222687115" w:history="1">
             <w:r>
               <w:rPr>
                 <w:rStyle w:val="Hipervnculo"/>
@@ -6211,7 +6335,7 @@
                 <w:noProof/>
                 <w:webHidden/>
               </w:rPr>
-              <w:instrText xml:space="preserve"> PAGEREF _Toc221484999 \h </w:instrText>
+              <w:instrText xml:space="preserve"> PAGEREF _Toc222687115 \h </w:instrText>
             </w:r>
             <w:r>
               <w:rPr>
@@ -6231,7 +6355,7 @@
                 <w:noProof/>
                 <w:webHidden/>
               </w:rPr>
-              <w:t>9</w:t>
+              <w:t>10</w:t>
             </w:r>
             <w:r>
               <w:rPr>
@@ -6259,7 +6383,7 @@
               <w14:ligatures w14:val="standardContextual"/>
             </w:rPr>
           </w:pPr>
-          <w:hyperlink w:anchor="_Toc221485000" w:history="1">
+          <w:hyperlink w:anchor="_Toc222687116" w:history="1">
             <w:r>
               <w:rPr>
                 <w:rStyle w:val="Hipervnculo"/>
@@ -6286,7 +6410,7 @@
                 <w:noProof/>
                 <w:webHidden/>
               </w:rPr>
-              <w:instrText xml:space="preserve"> PAGEREF _Toc221485000 \h </w:instrText>
+              <w:instrText xml:space="preserve"> PAGEREF _Toc222687116 \h </w:instrText>
             </w:r>
             <w:r>
               <w:rPr>
@@ -6306,7 +6430,7 @@
                 <w:noProof/>
                 <w:webHidden/>
               </w:rPr>
-              <w:t>10</w:t>
+              <w:t>11</w:t>
             </w:r>
             <w:r>
               <w:rPr>
@@ -6334,7 +6458,7 @@
               <w14:ligatures w14:val="standardContextual"/>
             </w:rPr>
           </w:pPr>
-          <w:hyperlink w:anchor="_Toc221485001" w:history="1">
+          <w:hyperlink w:anchor="_Toc222687117" w:history="1">
             <w:r>
               <w:rPr>
                 <w:rStyle w:val="Hipervnculo"/>
@@ -6361,7 +6485,7 @@
                 <w:noProof/>
                 <w:webHidden/>
               </w:rPr>
-              <w:instrText xml:space="preserve"> PAGEREF _Toc221485001 \h </w:instrText>
+              <w:instrText xml:space="preserve"> PAGEREF _Toc222687117 \h </w:instrText>
             </w:r>
             <w:r>
               <w:rPr>
@@ -6381,7 +6505,7 @@
                 <w:noProof/>
                 <w:webHidden/>
               </w:rPr>
-              <w:t>10</w:t>
+              <w:t>11</w:t>
             </w:r>
             <w:r>
               <w:rPr>
@@ -6409,7 +6533,7 @@
               <w14:ligatures w14:val="standardContextual"/>
             </w:rPr>
           </w:pPr>
-          <w:hyperlink w:anchor="_Toc221485002" w:history="1">
+          <w:hyperlink w:anchor="_Toc222687118" w:history="1">
             <w:r>
               <w:rPr>
                 <w:rStyle w:val="Hipervnculo"/>
@@ -6436,7 +6560,7 @@
                 <w:noProof/>
                 <w:webHidden/>
               </w:rPr>
-              <w:instrText xml:space="preserve"> PAGEREF _Toc221485002 \h </w:instrText>
+              <w:instrText xml:space="preserve"> PAGEREF _Toc222687118 \h </w:instrText>
             </w:r>
             <w:r>
               <w:rPr>
@@ -6456,7 +6580,7 @@
                 <w:noProof/>
                 <w:webHidden/>
               </w:rPr>
-              <w:t>12</w:t>
+              <w:t>13</w:t>
             </w:r>
             <w:r>
               <w:rPr>
@@ -6484,7 +6608,7 @@
               <w14:ligatures w14:val="standardContextual"/>
             </w:rPr>
           </w:pPr>
-          <w:hyperlink w:anchor="_Toc221485003" w:history="1">
+          <w:hyperlink w:anchor="_Toc222687119" w:history="1">
             <w:r>
               <w:rPr>
                 <w:rStyle w:val="Hipervnculo"/>
@@ -6511,7 +6635,7 @@
                 <w:noProof/>
                 <w:webHidden/>
               </w:rPr>
-              <w:instrText xml:space="preserve"> PAGEREF _Toc221485003 \h </w:instrText>
+              <w:instrText xml:space="preserve"> PAGEREF _Toc222687119 \h </w:instrText>
             </w:r>
             <w:r>
               <w:rPr>
@@ -6531,7 +6655,7 @@
                 <w:noProof/>
                 <w:webHidden/>
               </w:rPr>
-              <w:t>12</w:t>
+              <w:t>13</w:t>
             </w:r>
             <w:r>
               <w:rPr>
@@ -6559,7 +6683,7 @@
               <w14:ligatures w14:val="standardContextual"/>
             </w:rPr>
           </w:pPr>
-          <w:hyperlink w:anchor="_Toc221485004" w:history="1">
+          <w:hyperlink w:anchor="_Toc222687120" w:history="1">
             <w:r>
               <w:rPr>
                 <w:rStyle w:val="Hipervnculo"/>
@@ -6586,7 +6710,7 @@
                 <w:noProof/>
                 <w:webHidden/>
               </w:rPr>
-              <w:instrText xml:space="preserve"> PAGEREF _Toc221485004 \h </w:instrText>
+              <w:instrText xml:space="preserve"> PAGEREF _Toc222687120 \h </w:instrText>
             </w:r>
             <w:r>
               <w:rPr>
@@ -6606,7 +6730,7 @@
                 <w:noProof/>
                 <w:webHidden/>
               </w:rPr>
-              <w:t>13</w:t>
+              <w:t>14</w:t>
             </w:r>
             <w:r>
               <w:rPr>
@@ -6634,7 +6758,7 @@
               <w14:ligatures w14:val="standardContextual"/>
             </w:rPr>
           </w:pPr>
-          <w:hyperlink w:anchor="_Toc221485005" w:history="1">
+          <w:hyperlink w:anchor="_Toc222687121" w:history="1">
             <w:r>
               <w:rPr>
                 <w:rStyle w:val="Hipervnculo"/>
@@ -6661,7 +6785,7 @@
                 <w:noProof/>
                 <w:webHidden/>
               </w:rPr>
-              <w:instrText xml:space="preserve"> PAGEREF _Toc221485005 \h </w:instrText>
+              <w:instrText xml:space="preserve"> PAGEREF _Toc222687121 \h </w:instrText>
             </w:r>
             <w:r>
               <w:rPr>
@@ -6681,7 +6805,7 @@
                 <w:noProof/>
                 <w:webHidden/>
               </w:rPr>
-              <w:t>13</w:t>
+              <w:t>14</w:t>
             </w:r>
             <w:r>
               <w:rPr>
@@ -6709,7 +6833,7 @@
               <w14:ligatures w14:val="standardContextual"/>
             </w:rPr>
           </w:pPr>
-          <w:hyperlink w:anchor="_Toc221485006" w:history="1">
+          <w:hyperlink w:anchor="_Toc222687122" w:history="1">
             <w:r>
               <w:rPr>
                 <w:rStyle w:val="Hipervnculo"/>
@@ -6736,7 +6860,7 @@
                 <w:noProof/>
                 <w:webHidden/>
               </w:rPr>
-              <w:instrText xml:space="preserve"> PAGEREF _Toc221485006 \h </w:instrText>
+              <w:instrText xml:space="preserve"> PAGEREF _Toc222687122 \h </w:instrText>
             </w:r>
             <w:r>
               <w:rPr>
@@ -6756,7 +6880,7 @@
                 <w:noProof/>
                 <w:webHidden/>
               </w:rPr>
-              <w:t>14</w:t>
+              <w:t>15</w:t>
             </w:r>
             <w:r>
               <w:rPr>
@@ -6784,7 +6908,7 @@
               <w14:ligatures w14:val="standardContextual"/>
             </w:rPr>
           </w:pPr>
-          <w:hyperlink w:anchor="_Toc221485007" w:history="1">
+          <w:hyperlink w:anchor="_Toc222687123" w:history="1">
             <w:r>
               <w:rPr>
                 <w:rStyle w:val="Hipervnculo"/>
@@ -6811,7 +6935,7 @@
                 <w:noProof/>
                 <w:webHidden/>
               </w:rPr>
-              <w:instrText xml:space="preserve"> PAGEREF _Toc221485007 \h </w:instrText>
+              <w:instrText xml:space="preserve"> PAGEREF _Toc222687123 \h </w:instrText>
             </w:r>
             <w:r>
               <w:rPr>
@@ -6831,7 +6955,7 @@
                 <w:noProof/>
                 <w:webHidden/>
               </w:rPr>
-              <w:t>14</w:t>
+              <w:t>15</w:t>
             </w:r>
             <w:r>
               <w:rPr>
@@ -6859,7 +6983,7 @@
               <w14:ligatures w14:val="standardContextual"/>
             </w:rPr>
           </w:pPr>
-          <w:hyperlink w:anchor="_Toc221485008" w:history="1">
+          <w:hyperlink w:anchor="_Toc222687124" w:history="1">
             <w:r>
               <w:rPr>
                 <w:rStyle w:val="Hipervnculo"/>
@@ -6886,7 +7010,7 @@
                 <w:noProof/>
                 <w:webHidden/>
               </w:rPr>
-              <w:instrText xml:space="preserve"> PAGEREF _Toc221485008 \h </w:instrText>
+              <w:instrText xml:space="preserve"> PAGEREF _Toc222687124 \h </w:instrText>
             </w:r>
             <w:r>
               <w:rPr>
@@ -6906,7 +7030,7 @@
                 <w:noProof/>
                 <w:webHidden/>
               </w:rPr>
-              <w:t>15</w:t>
+              <w:t>16</w:t>
             </w:r>
             <w:r>
               <w:rPr>
@@ -6934,7 +7058,7 @@
               <w14:ligatures w14:val="standardContextual"/>
             </w:rPr>
           </w:pPr>
-          <w:hyperlink w:anchor="_Toc221485009" w:history="1">
+          <w:hyperlink w:anchor="_Toc222687125" w:history="1">
             <w:r>
               <w:rPr>
                 <w:rStyle w:val="Hipervnculo"/>
@@ -6961,7 +7085,7 @@
                 <w:noProof/>
                 <w:webHidden/>
               </w:rPr>
-              <w:instrText xml:space="preserve"> PAGEREF _Toc221485009 \h </w:instrText>
+              <w:instrText xml:space="preserve"> PAGEREF _Toc222687125 \h </w:instrText>
             </w:r>
             <w:r>
               <w:rPr>
@@ -6981,7 +7105,7 @@
                 <w:noProof/>
                 <w:webHidden/>
               </w:rPr>
-              <w:t>15</w:t>
+              <w:t>16</w:t>
             </w:r>
             <w:r>
               <w:rPr>
@@ -7009,7 +7133,7 @@
               <w14:ligatures w14:val="standardContextual"/>
             </w:rPr>
           </w:pPr>
-          <w:hyperlink w:anchor="_Toc221485010" w:history="1">
+          <w:hyperlink w:anchor="_Toc222687126" w:history="1">
             <w:r>
               <w:rPr>
                 <w:rStyle w:val="Hipervnculo"/>
@@ -7036,7 +7160,7 @@
                 <w:noProof/>
                 <w:webHidden/>
               </w:rPr>
-              <w:instrText xml:space="preserve"> PAGEREF _Toc221485010 \h </w:instrText>
+              <w:instrText xml:space="preserve"> PAGEREF _Toc222687126 \h </w:instrText>
             </w:r>
             <w:r>
               <w:rPr>
@@ -7056,7 +7180,7 @@
                 <w:noProof/>
                 <w:webHidden/>
               </w:rPr>
-              <w:t>16</w:t>
+              <w:t>17</w:t>
             </w:r>
             <w:r>
               <w:rPr>
@@ -7084,7 +7208,7 @@
               <w14:ligatures w14:val="standardContextual"/>
             </w:rPr>
           </w:pPr>
-          <w:hyperlink w:anchor="_Toc221485011" w:history="1">
+          <w:hyperlink w:anchor="_Toc222687127" w:history="1">
             <w:r>
               <w:rPr>
                 <w:rStyle w:val="Hipervnculo"/>
@@ -7111,7 +7235,7 @@
                 <w:noProof/>
                 <w:webHidden/>
               </w:rPr>
-              <w:instrText xml:space="preserve"> PAGEREF _Toc221485011 \h </w:instrText>
+              <w:instrText xml:space="preserve"> PAGEREF _Toc222687127 \h </w:instrText>
             </w:r>
             <w:r>
               <w:rPr>
@@ -7131,7 +7255,7 @@
                 <w:noProof/>
                 <w:webHidden/>
               </w:rPr>
-              <w:t>16</w:t>
+              <w:t>17</w:t>
             </w:r>
             <w:r>
               <w:rPr>
@@ -7159,7 +7283,7 @@
               <w14:ligatures w14:val="standardContextual"/>
             </w:rPr>
           </w:pPr>
-          <w:hyperlink w:anchor="_Toc221485012" w:history="1">
+          <w:hyperlink w:anchor="_Toc222687128" w:history="1">
             <w:r>
               <w:rPr>
                 <w:rStyle w:val="Hipervnculo"/>
@@ -7186,7 +7310,7 @@
                 <w:noProof/>
                 <w:webHidden/>
               </w:rPr>
-              <w:instrText xml:space="preserve"> PAGEREF _Toc221485012 \h </w:instrText>
+              <w:instrText xml:space="preserve"> PAGEREF _Toc222687128 \h </w:instrText>
             </w:r>
             <w:r>
               <w:rPr>
@@ -7206,7 +7330,7 @@
                 <w:noProof/>
                 <w:webHidden/>
               </w:rPr>
-              <w:t>18</w:t>
+              <w:t>19</w:t>
             </w:r>
             <w:r>
               <w:rPr>
@@ -7234,7 +7358,7 @@
               <w14:ligatures w14:val="standardContextual"/>
             </w:rPr>
           </w:pPr>
-          <w:hyperlink w:anchor="_Toc221485013" w:history="1">
+          <w:hyperlink w:anchor="_Toc222687129" w:history="1">
             <w:r>
               <w:rPr>
                 <w:rStyle w:val="Hipervnculo"/>
@@ -7261,7 +7385,7 @@
                 <w:noProof/>
                 <w:webHidden/>
               </w:rPr>
-              <w:instrText xml:space="preserve"> PAGEREF _Toc221485013 \h </w:instrText>
+              <w:instrText xml:space="preserve"> PAGEREF _Toc222687129 \h </w:instrText>
             </w:r>
             <w:r>
               <w:rPr>
@@ -7281,7 +7405,7 @@
                 <w:noProof/>
                 <w:webHidden/>
               </w:rPr>
-              <w:t>22</w:t>
+              <w:t>23</w:t>
             </w:r>
             <w:r>
               <w:rPr>
@@ -7309,7 +7433,7 @@
               <w14:ligatures w14:val="standardContextual"/>
             </w:rPr>
           </w:pPr>
-          <w:hyperlink w:anchor="_Toc221485014" w:history="1">
+          <w:hyperlink w:anchor="_Toc222687130" w:history="1">
             <w:r>
               <w:rPr>
                 <w:rStyle w:val="Hipervnculo"/>
@@ -7336,7 +7460,7 @@
                 <w:noProof/>
                 <w:webHidden/>
               </w:rPr>
-              <w:instrText xml:space="preserve"> PAGEREF _Toc221485014 \h </w:instrText>
+              <w:instrText xml:space="preserve"> PAGEREF _Toc222687130 \h </w:instrText>
             </w:r>
             <w:r>
               <w:rPr>
@@ -7356,7 +7480,7 @@
                 <w:noProof/>
                 <w:webHidden/>
               </w:rPr>
-              <w:t>25</w:t>
+              <w:t>26</w:t>
             </w:r>
             <w:r>
               <w:rPr>
@@ -7384,7 +7508,7 @@
               <w14:ligatures w14:val="standardContextual"/>
             </w:rPr>
           </w:pPr>
-          <w:hyperlink w:anchor="_Toc221485015" w:history="1">
+          <w:hyperlink w:anchor="_Toc222687131" w:history="1">
             <w:r>
               <w:rPr>
                 <w:rStyle w:val="Hipervnculo"/>
@@ -7411,7 +7535,7 @@
                 <w:noProof/>
                 <w:webHidden/>
               </w:rPr>
-              <w:instrText xml:space="preserve"> PAGEREF _Toc221485015 \h </w:instrText>
+              <w:instrText xml:space="preserve"> PAGEREF _Toc222687131 \h </w:instrText>
             </w:r>
             <w:r>
               <w:rPr>
@@ -7431,7 +7555,7 @@
                 <w:noProof/>
                 <w:webHidden/>
               </w:rPr>
-              <w:t>25</w:t>
+              <w:t>26</w:t>
             </w:r>
             <w:r>
               <w:rPr>
@@ -7459,7 +7583,7 @@
               <w14:ligatures w14:val="standardContextual"/>
             </w:rPr>
           </w:pPr>
-          <w:hyperlink w:anchor="_Toc221485016" w:history="1">
+          <w:hyperlink w:anchor="_Toc222687132" w:history="1">
             <w:r>
               <w:rPr>
                 <w:rStyle w:val="Hipervnculo"/>
@@ -7486,7 +7610,7 @@
                 <w:noProof/>
                 <w:webHidden/>
               </w:rPr>
-              <w:instrText xml:space="preserve"> PAGEREF _Toc221485016 \h </w:instrText>
+              <w:instrText xml:space="preserve"> PAGEREF _Toc222687132 \h </w:instrText>
             </w:r>
             <w:r>
               <w:rPr>
@@ -7506,7 +7630,7 @@
                 <w:noProof/>
                 <w:webHidden/>
               </w:rPr>
-              <w:t>25</w:t>
+              <w:t>26</w:t>
             </w:r>
             <w:r>
               <w:rPr>
@@ -7534,7 +7658,7 @@
               <w14:ligatures w14:val="standardContextual"/>
             </w:rPr>
           </w:pPr>
-          <w:hyperlink w:anchor="_Toc221485017" w:history="1">
+          <w:hyperlink w:anchor="_Toc222687133" w:history="1">
             <w:r>
               <w:rPr>
                 <w:rStyle w:val="Hipervnculo"/>
@@ -7561,7 +7685,7 @@
                 <w:noProof/>
                 <w:webHidden/>
               </w:rPr>
-              <w:instrText xml:space="preserve"> PAGEREF _Toc221485017 \h </w:instrText>
+              <w:instrText xml:space="preserve"> PAGEREF _Toc222687133 \h </w:instrText>
             </w:r>
             <w:r>
               <w:rPr>
@@ -7581,7 +7705,7 @@
                 <w:noProof/>
                 <w:webHidden/>
               </w:rPr>
-              <w:t>27</w:t>
+              <w:t>28</w:t>
             </w:r>
             <w:r>
               <w:rPr>
@@ -7609,7 +7733,7 @@
               <w14:ligatures w14:val="standardContextual"/>
             </w:rPr>
           </w:pPr>
-          <w:hyperlink w:anchor="_Toc221485018" w:history="1">
+          <w:hyperlink w:anchor="_Toc222687134" w:history="1">
             <w:r>
               <w:rPr>
                 <w:rStyle w:val="Hipervnculo"/>
@@ -7636,7 +7760,7 @@
                 <w:noProof/>
                 <w:webHidden/>
               </w:rPr>
-              <w:instrText xml:space="preserve"> PAGEREF _Toc221485018 \h </w:instrText>
+              <w:instrText xml:space="preserve"> PAGEREF _Toc222687134 \h </w:instrText>
             </w:r>
             <w:r>
               <w:rPr>
@@ -7656,7 +7780,7 @@
                 <w:noProof/>
                 <w:webHidden/>
               </w:rPr>
-              <w:t>29</w:t>
+              <w:t>30</w:t>
             </w:r>
             <w:r>
               <w:rPr>
@@ -7684,7 +7808,7 @@
               <w14:ligatures w14:val="standardContextual"/>
             </w:rPr>
           </w:pPr>
-          <w:hyperlink w:anchor="_Toc221485019" w:history="1">
+          <w:hyperlink w:anchor="_Toc222687135" w:history="1">
             <w:r>
               <w:rPr>
                 <w:rStyle w:val="Hipervnculo"/>
@@ -7711,7 +7835,7 @@
                 <w:noProof/>
                 <w:webHidden/>
               </w:rPr>
-              <w:instrText xml:space="preserve"> PAGEREF _Toc221485019 \h </w:instrText>
+              <w:instrText xml:space="preserve"> PAGEREF _Toc222687135 \h </w:instrText>
             </w:r>
             <w:r>
               <w:rPr>
@@ -7731,7 +7855,7 @@
                 <w:noProof/>
                 <w:webHidden/>
               </w:rPr>
-              <w:t>29</w:t>
+              <w:t>30</w:t>
             </w:r>
             <w:r>
               <w:rPr>
@@ -7759,7 +7883,7 @@
               <w14:ligatures w14:val="standardContextual"/>
             </w:rPr>
           </w:pPr>
-          <w:hyperlink w:anchor="_Toc221485020" w:history="1">
+          <w:hyperlink w:anchor="_Toc222687136" w:history="1">
             <w:r>
               <w:rPr>
                 <w:rStyle w:val="Hipervnculo"/>
@@ -7786,7 +7910,7 @@
                 <w:noProof/>
                 <w:webHidden/>
               </w:rPr>
-              <w:instrText xml:space="preserve"> PAGEREF _Toc221485020 \h </w:instrText>
+              <w:instrText xml:space="preserve"> PAGEREF _Toc222687136 \h </w:instrText>
             </w:r>
             <w:r>
               <w:rPr>
@@ -7806,7 +7930,7 @@
                 <w:noProof/>
                 <w:webHidden/>
               </w:rPr>
-              <w:t>29</w:t>
+              <w:t>30</w:t>
             </w:r>
             <w:r>
               <w:rPr>
@@ -7834,7 +7958,7 @@
               <w14:ligatures w14:val="standardContextual"/>
             </w:rPr>
           </w:pPr>
-          <w:hyperlink w:anchor="_Toc221485021" w:history="1">
+          <w:hyperlink w:anchor="_Toc222687137" w:history="1">
             <w:r>
               <w:rPr>
                 <w:rStyle w:val="Hipervnculo"/>
@@ -7861,7 +7985,7 @@
                 <w:noProof/>
                 <w:webHidden/>
               </w:rPr>
-              <w:instrText xml:space="preserve"> PAGEREF _Toc221485021 \h </w:instrText>
+              <w:instrText xml:space="preserve"> PAGEREF _Toc222687137 \h </w:instrText>
             </w:r>
             <w:r>
               <w:rPr>
@@ -7881,7 +8005,7 @@
                 <w:noProof/>
                 <w:webHidden/>
               </w:rPr>
-              <w:t>29</w:t>
+              <w:t>30</w:t>
             </w:r>
             <w:r>
               <w:rPr>
@@ -7909,7 +8033,7 @@
               <w14:ligatures w14:val="standardContextual"/>
             </w:rPr>
           </w:pPr>
-          <w:hyperlink w:anchor="_Toc221485022" w:history="1">
+          <w:hyperlink w:anchor="_Toc222687138" w:history="1">
             <w:r>
               <w:rPr>
                 <w:rStyle w:val="Hipervnculo"/>
@@ -7936,7 +8060,7 @@
                 <w:noProof/>
                 <w:webHidden/>
               </w:rPr>
-              <w:instrText xml:space="preserve"> PAGEREF _Toc221485022 \h </w:instrText>
+              <w:instrText xml:space="preserve"> PAGEREF _Toc222687138 \h </w:instrText>
             </w:r>
             <w:r>
               <w:rPr>
@@ -7956,7 +8080,7 @@
                 <w:noProof/>
                 <w:webHidden/>
               </w:rPr>
-              <w:t>31</w:t>
+              <w:t>32</w:t>
             </w:r>
             <w:r>
               <w:rPr>
@@ -7984,7 +8108,7 @@
               <w14:ligatures w14:val="standardContextual"/>
             </w:rPr>
           </w:pPr>
-          <w:hyperlink w:anchor="_Toc221485023" w:history="1">
+          <w:hyperlink w:anchor="_Toc222687139" w:history="1">
             <w:r>
               <w:rPr>
                 <w:rStyle w:val="Hipervnculo"/>
@@ -8011,7 +8135,7 @@
                 <w:noProof/>
                 <w:webHidden/>
               </w:rPr>
-              <w:instrText xml:space="preserve"> PAGEREF _Toc221485023 \h </w:instrText>
+              <w:instrText xml:space="preserve"> PAGEREF _Toc222687139 \h </w:instrText>
             </w:r>
             <w:r>
               <w:rPr>
@@ -8031,7 +8155,7 @@
                 <w:noProof/>
                 <w:webHidden/>
               </w:rPr>
-              <w:t>31</w:t>
+              <w:t>32</w:t>
             </w:r>
             <w:r>
               <w:rPr>
@@ -8059,7 +8183,7 @@
               <w14:ligatures w14:val="standardContextual"/>
             </w:rPr>
           </w:pPr>
-          <w:hyperlink w:anchor="_Toc221485024" w:history="1">
+          <w:hyperlink w:anchor="_Toc222687140" w:history="1">
             <w:r>
               <w:rPr>
                 <w:rStyle w:val="Hipervnculo"/>
@@ -8086,7 +8210,7 @@
                 <w:noProof/>
                 <w:webHidden/>
               </w:rPr>
-              <w:instrText xml:space="preserve"> PAGEREF _Toc221485024 \h </w:instrText>
+              <w:instrText xml:space="preserve"> PAGEREF _Toc222687140 \h </w:instrText>
             </w:r>
             <w:r>
               <w:rPr>
@@ -8106,7 +8230,7 @@
                 <w:noProof/>
                 <w:webHidden/>
               </w:rPr>
-              <w:t>31</w:t>
+              <w:t>32</w:t>
             </w:r>
             <w:r>
               <w:rPr>
@@ -8134,7 +8258,7 @@
               <w14:ligatures w14:val="standardContextual"/>
             </w:rPr>
           </w:pPr>
-          <w:hyperlink w:anchor="_Toc221485025" w:history="1">
+          <w:hyperlink w:anchor="_Toc222687141" w:history="1">
             <w:r>
               <w:rPr>
                 <w:rStyle w:val="Hipervnculo"/>
@@ -8161,7 +8285,7 @@
                 <w:noProof/>
                 <w:webHidden/>
               </w:rPr>
-              <w:instrText xml:space="preserve"> PAGEREF _Toc221485025 \h </w:instrText>
+              <w:instrText xml:space="preserve"> PAGEREF _Toc222687141 \h </w:instrText>
             </w:r>
             <w:r>
               <w:rPr>
@@ -8181,7 +8305,7 @@
                 <w:noProof/>
                 <w:webHidden/>
               </w:rPr>
-              <w:t>34</w:t>
+              <w:t>35</w:t>
             </w:r>
             <w:r>
               <w:rPr>
@@ -8209,7 +8333,7 @@
               <w14:ligatures w14:val="standardContextual"/>
             </w:rPr>
           </w:pPr>
-          <w:hyperlink w:anchor="_Toc221485026" w:history="1">
+          <w:hyperlink w:anchor="_Toc222687142" w:history="1">
             <w:r>
               <w:rPr>
                 <w:rStyle w:val="Hipervnculo"/>
@@ -8236,7 +8360,7 @@
                 <w:noProof/>
                 <w:webHidden/>
               </w:rPr>
-              <w:instrText xml:space="preserve"> PAGEREF _Toc221485026 \h </w:instrText>
+              <w:instrText xml:space="preserve"> PAGEREF _Toc222687142 \h </w:instrText>
             </w:r>
             <w:r>
               <w:rPr>
@@ -8256,7 +8380,7 @@
                 <w:noProof/>
                 <w:webHidden/>
               </w:rPr>
-              <w:t>36</w:t>
+              <w:t>37</w:t>
             </w:r>
             <w:r>
               <w:rPr>
@@ -8284,7 +8408,7 @@
               <w14:ligatures w14:val="standardContextual"/>
             </w:rPr>
           </w:pPr>
-          <w:hyperlink w:anchor="_Toc221485027" w:history="1">
+          <w:hyperlink w:anchor="_Toc222687143" w:history="1">
             <w:r>
               <w:rPr>
                 <w:rStyle w:val="Hipervnculo"/>
@@ -8311,7 +8435,7 @@
                 <w:noProof/>
                 <w:webHidden/>
               </w:rPr>
-              <w:instrText xml:space="preserve"> PAGEREF _Toc221485027 \h </w:instrText>
+              <w:instrText xml:space="preserve"> PAGEREF _Toc222687143 \h </w:instrText>
             </w:r>
             <w:r>
               <w:rPr>
@@ -8331,7 +8455,7 @@
                 <w:noProof/>
                 <w:webHidden/>
               </w:rPr>
-              <w:t>36</w:t>
+              <w:t>37</w:t>
             </w:r>
             <w:r>
               <w:rPr>
@@ -8359,7 +8483,7 @@
               <w14:ligatures w14:val="standardContextual"/>
             </w:rPr>
           </w:pPr>
-          <w:hyperlink w:anchor="_Toc221485028" w:history="1">
+          <w:hyperlink w:anchor="_Toc222687144" w:history="1">
             <w:r>
               <w:rPr>
                 <w:rStyle w:val="Hipervnculo"/>
@@ -8386,7 +8510,7 @@
                 <w:noProof/>
                 <w:webHidden/>
               </w:rPr>
-              <w:instrText xml:space="preserve"> PAGEREF _Toc221485028 \h </w:instrText>
+              <w:instrText xml:space="preserve"> PAGEREF _Toc222687144 \h </w:instrText>
             </w:r>
             <w:r>
               <w:rPr>
@@ -8406,7 +8530,7 @@
                 <w:noProof/>
                 <w:webHidden/>
               </w:rPr>
-              <w:t>36</w:t>
+              <w:t>37</w:t>
             </w:r>
             <w:r>
               <w:rPr>
@@ -8434,7 +8558,7 @@
               <w14:ligatures w14:val="standardContextual"/>
             </w:rPr>
           </w:pPr>
-          <w:hyperlink w:anchor="_Toc221485029" w:history="1">
+          <w:hyperlink w:anchor="_Toc222687145" w:history="1">
             <w:r>
               <w:rPr>
                 <w:rStyle w:val="Hipervnculo"/>
@@ -8461,7 +8585,7 @@
                 <w:noProof/>
                 <w:webHidden/>
               </w:rPr>
-              <w:instrText xml:space="preserve"> PAGEREF _Toc221485029 \h </w:instrText>
+              <w:instrText xml:space="preserve"> PAGEREF _Toc222687145 \h </w:instrText>
             </w:r>
             <w:r>
               <w:rPr>
@@ -8481,7 +8605,7 @@
                 <w:noProof/>
                 <w:webHidden/>
               </w:rPr>
-              <w:t>37</w:t>
+              <w:t>38</w:t>
             </w:r>
             <w:r>
               <w:rPr>
@@ -8509,7 +8633,7 @@
               <w14:ligatures w14:val="standardContextual"/>
             </w:rPr>
           </w:pPr>
-          <w:hyperlink w:anchor="_Toc221485030" w:history="1">
+          <w:hyperlink w:anchor="_Toc222687146" w:history="1">
             <w:r>
               <w:rPr>
                 <w:rStyle w:val="Hipervnculo"/>
@@ -8536,7 +8660,7 @@
                 <w:noProof/>
                 <w:webHidden/>
               </w:rPr>
-              <w:instrText xml:space="preserve"> PAGEREF _Toc221485030 \h </w:instrText>
+              <w:instrText xml:space="preserve"> PAGEREF _Toc222687146 \h </w:instrText>
             </w:r>
             <w:r>
               <w:rPr>
@@ -8556,7 +8680,7 @@
                 <w:noProof/>
                 <w:webHidden/>
               </w:rPr>
-              <w:t>40</w:t>
+              <w:t>41</w:t>
             </w:r>
             <w:r>
               <w:rPr>
@@ -8584,7 +8708,7 @@
               <w14:ligatures w14:val="standardContextual"/>
             </w:rPr>
           </w:pPr>
-          <w:hyperlink w:anchor="_Toc221485031" w:history="1">
+          <w:hyperlink w:anchor="_Toc222687147" w:history="1">
             <w:r>
               <w:rPr>
                 <w:rStyle w:val="Hipervnculo"/>
@@ -8611,7 +8735,7 @@
                 <w:noProof/>
                 <w:webHidden/>
               </w:rPr>
-              <w:instrText xml:space="preserve"> PAGEREF _Toc221485031 \h </w:instrText>
+              <w:instrText xml:space="preserve"> PAGEREF _Toc222687147 \h </w:instrText>
             </w:r>
             <w:r>
               <w:rPr>
@@ -8631,7 +8755,7 @@
                 <w:noProof/>
                 <w:webHidden/>
               </w:rPr>
-              <w:t>40</w:t>
+              <w:t>41</w:t>
             </w:r>
             <w:r>
               <w:rPr>
@@ -8659,7 +8783,7 @@
               <w14:ligatures w14:val="standardContextual"/>
             </w:rPr>
           </w:pPr>
-          <w:hyperlink w:anchor="_Toc221485032" w:history="1">
+          <w:hyperlink w:anchor="_Toc222687148" w:history="1">
             <w:r>
               <w:rPr>
                 <w:rStyle w:val="Hipervnculo"/>
@@ -8686,7 +8810,7 @@
                 <w:noProof/>
                 <w:webHidden/>
               </w:rPr>
-              <w:instrText xml:space="preserve"> PAGEREF _Toc221485032 \h </w:instrText>
+              <w:instrText xml:space="preserve"> PAGEREF _Toc222687148 \h </w:instrText>
             </w:r>
             <w:r>
               <w:rPr>
@@ -8706,7 +8830,7 @@
                 <w:noProof/>
                 <w:webHidden/>
               </w:rPr>
-              <w:t>40</w:t>
+              <w:t>41</w:t>
             </w:r>
             <w:r>
               <w:rPr>
@@ -8734,7 +8858,7 @@
               <w14:ligatures w14:val="standardContextual"/>
             </w:rPr>
           </w:pPr>
-          <w:hyperlink w:anchor="_Toc221485033" w:history="1">
+          <w:hyperlink w:anchor="_Toc222687149" w:history="1">
             <w:r>
               <w:rPr>
                 <w:rStyle w:val="Hipervnculo"/>
@@ -8761,7 +8885,7 @@
                 <w:noProof/>
                 <w:webHidden/>
               </w:rPr>
-              <w:instrText xml:space="preserve"> PAGEREF _Toc221485033 \h </w:instrText>
+              <w:instrText xml:space="preserve"> PAGEREF _Toc222687149 \h </w:instrText>
             </w:r>
             <w:r>
               <w:rPr>
@@ -8781,7 +8905,7 @@
                 <w:noProof/>
                 <w:webHidden/>
               </w:rPr>
-              <w:t>41</w:t>
+              <w:t>42</w:t>
             </w:r>
             <w:r>
               <w:rPr>
@@ -8809,7 +8933,7 @@
               <w14:ligatures w14:val="standardContextual"/>
             </w:rPr>
           </w:pPr>
-          <w:hyperlink w:anchor="_Toc221485034" w:history="1">
+          <w:hyperlink w:anchor="_Toc222687150" w:history="1">
             <w:r>
               <w:rPr>
                 <w:rStyle w:val="Hipervnculo"/>
@@ -8836,7 +8960,7 @@
                 <w:noProof/>
                 <w:webHidden/>
               </w:rPr>
-              <w:instrText xml:space="preserve"> PAGEREF _Toc221485034 \h </w:instrText>
+              <w:instrText xml:space="preserve"> PAGEREF _Toc222687150 \h </w:instrText>
             </w:r>
             <w:r>
               <w:rPr>
@@ -8856,7 +8980,7 @@
                 <w:noProof/>
                 <w:webHidden/>
               </w:rPr>
-              <w:t>43</w:t>
+              <w:t>44</w:t>
             </w:r>
             <w:r>
               <w:rPr>
@@ -8884,7 +9008,7 @@
               <w14:ligatures w14:val="standardContextual"/>
             </w:rPr>
           </w:pPr>
-          <w:hyperlink w:anchor="_Toc221485035" w:history="1">
+          <w:hyperlink w:anchor="_Toc222687151" w:history="1">
             <w:r>
               <w:rPr>
                 <w:rStyle w:val="Hipervnculo"/>
@@ -8911,7 +9035,7 @@
                 <w:noProof/>
                 <w:webHidden/>
               </w:rPr>
-              <w:instrText xml:space="preserve"> PAGEREF _Toc221485035 \h </w:instrText>
+              <w:instrText xml:space="preserve"> PAGEREF _Toc222687151 \h </w:instrText>
             </w:r>
             <w:r>
               <w:rPr>
@@ -8931,7 +9055,7 @@
                 <w:noProof/>
                 <w:webHidden/>
               </w:rPr>
-              <w:t>43</w:t>
+              <w:t>44</w:t>
             </w:r>
             <w:r>
               <w:rPr>
@@ -8959,7 +9083,7 @@
               <w14:ligatures w14:val="standardContextual"/>
             </w:rPr>
           </w:pPr>
-          <w:hyperlink w:anchor="_Toc221485036" w:history="1">
+          <w:hyperlink w:anchor="_Toc222687152" w:history="1">
             <w:r>
               <w:rPr>
                 <w:rStyle w:val="Hipervnculo"/>
@@ -8986,7 +9110,7 @@
                 <w:noProof/>
                 <w:webHidden/>
               </w:rPr>
-              <w:instrText xml:space="preserve"> PAGEREF _Toc221485036 \h </w:instrText>
+              <w:instrText xml:space="preserve"> PAGEREF _Toc222687152 \h </w:instrText>
             </w:r>
             <w:r>
               <w:rPr>
@@ -9006,7 +9130,7 @@
                 <w:noProof/>
                 <w:webHidden/>
               </w:rPr>
-              <w:t>43</w:t>
+              <w:t>44</w:t>
             </w:r>
             <w:r>
               <w:rPr>
@@ -9034,7 +9158,7 @@
               <w14:ligatures w14:val="standardContextual"/>
             </w:rPr>
           </w:pPr>
-          <w:hyperlink w:anchor="_Toc221485037" w:history="1">
+          <w:hyperlink w:anchor="_Toc222687153" w:history="1">
             <w:r>
               <w:rPr>
                 <w:rStyle w:val="Hipervnculo"/>
@@ -9061,7 +9185,7 @@
                 <w:noProof/>
                 <w:webHidden/>
               </w:rPr>
-              <w:instrText xml:space="preserve"> PAGEREF _Toc221485037 \h </w:instrText>
+              <w:instrText xml:space="preserve"> PAGEREF _Toc222687153 \h </w:instrText>
             </w:r>
             <w:r>
               <w:rPr>
@@ -9081,7 +9205,7 @@
                 <w:noProof/>
                 <w:webHidden/>
               </w:rPr>
-              <w:t>43</w:t>
+              <w:t>44</w:t>
             </w:r>
             <w:r>
               <w:rPr>
@@ -9109,7 +9233,7 @@
               <w14:ligatures w14:val="standardContextual"/>
             </w:rPr>
           </w:pPr>
-          <w:hyperlink w:anchor="_Toc221485038" w:history="1">
+          <w:hyperlink w:anchor="_Toc222687154" w:history="1">
             <w:r>
               <w:rPr>
                 <w:rStyle w:val="Hipervnculo"/>
@@ -9136,7 +9260,7 @@
                 <w:noProof/>
                 <w:webHidden/>
               </w:rPr>
-              <w:instrText xml:space="preserve"> PAGEREF _Toc221485038 \h </w:instrText>
+              <w:instrText xml:space="preserve"> PAGEREF _Toc222687154 \h </w:instrText>
             </w:r>
             <w:r>
               <w:rPr>
@@ -9156,7 +9280,7 @@
                 <w:noProof/>
                 <w:webHidden/>
               </w:rPr>
-              <w:t>45</w:t>
+              <w:t>46</w:t>
             </w:r>
             <w:r>
               <w:rPr>
@@ -9184,7 +9308,7 @@
               <w14:ligatures w14:val="standardContextual"/>
             </w:rPr>
           </w:pPr>
-          <w:hyperlink w:anchor="_Toc221485039" w:history="1">
+          <w:hyperlink w:anchor="_Toc222687155" w:history="1">
             <w:r>
               <w:rPr>
                 <w:rStyle w:val="Hipervnculo"/>
@@ -9211,7 +9335,7 @@
                 <w:noProof/>
                 <w:webHidden/>
               </w:rPr>
-              <w:instrText xml:space="preserve"> PAGEREF _Toc221485039 \h </w:instrText>
+              <w:instrText xml:space="preserve"> PAGEREF _Toc222687155 \h </w:instrText>
             </w:r>
             <w:r>
               <w:rPr>
@@ -9231,7 +9355,7 @@
                 <w:noProof/>
                 <w:webHidden/>
               </w:rPr>
-              <w:t>45</w:t>
+              <w:t>46</w:t>
             </w:r>
             <w:r>
               <w:rPr>
@@ -9259,7 +9383,7 @@
               <w14:ligatures w14:val="standardContextual"/>
             </w:rPr>
           </w:pPr>
-          <w:hyperlink w:anchor="_Toc221485040" w:history="1">
+          <w:hyperlink w:anchor="_Toc222687156" w:history="1">
             <w:r>
               <w:rPr>
                 <w:rStyle w:val="Hipervnculo"/>
@@ -9286,7 +9410,7 @@
                 <w:noProof/>
                 <w:webHidden/>
               </w:rPr>
-              <w:instrText xml:space="preserve"> PAGEREF _Toc221485040 \h </w:instrText>
+              <w:instrText xml:space="preserve"> PAGEREF _Toc222687156 \h </w:instrText>
             </w:r>
             <w:r>
               <w:rPr>
@@ -9306,7 +9430,7 @@
                 <w:noProof/>
                 <w:webHidden/>
               </w:rPr>
-              <w:t>45</w:t>
+              <w:t>46</w:t>
             </w:r>
             <w:r>
               <w:rPr>
@@ -9334,7 +9458,7 @@
               <w14:ligatures w14:val="standardContextual"/>
             </w:rPr>
           </w:pPr>
-          <w:hyperlink w:anchor="_Toc221485041" w:history="1">
+          <w:hyperlink w:anchor="_Toc222687157" w:history="1">
             <w:r>
               <w:rPr>
                 <w:rStyle w:val="Hipervnculo"/>
@@ -9361,7 +9485,7 @@
                 <w:noProof/>
                 <w:webHidden/>
               </w:rPr>
-              <w:instrText xml:space="preserve"> PAGEREF _Toc221485041 \h </w:instrText>
+              <w:instrText xml:space="preserve"> PAGEREF _Toc222687157 \h </w:instrText>
             </w:r>
             <w:r>
               <w:rPr>
@@ -9381,7 +9505,7 @@
                 <w:noProof/>
                 <w:webHidden/>
               </w:rPr>
-              <w:t>47</w:t>
+              <w:t>48</w:t>
             </w:r>
             <w:r>
               <w:rPr>
@@ -9409,7 +9533,7 @@
               <w14:ligatures w14:val="standardContextual"/>
             </w:rPr>
           </w:pPr>
-          <w:hyperlink w:anchor="_Toc221485042" w:history="1">
+          <w:hyperlink w:anchor="_Toc222687158" w:history="1">
             <w:r>
               <w:rPr>
                 <w:rStyle w:val="Hipervnculo"/>
@@ -9436,7 +9560,7 @@
                 <w:noProof/>
                 <w:webHidden/>
               </w:rPr>
-              <w:instrText xml:space="preserve"> PAGEREF _Toc221485042 \h </w:instrText>
+              <w:instrText xml:space="preserve"> PAGEREF _Toc222687158 \h </w:instrText>
             </w:r>
             <w:r>
               <w:rPr>
@@ -9456,7 +9580,7 @@
                 <w:noProof/>
                 <w:webHidden/>
               </w:rPr>
-              <w:t>49</w:t>
+              <w:t>50</w:t>
             </w:r>
             <w:r>
               <w:rPr>
@@ -9484,7 +9608,7 @@
               <w14:ligatures w14:val="standardContextual"/>
             </w:rPr>
           </w:pPr>
-          <w:hyperlink w:anchor="_Toc221485043" w:history="1">
+          <w:hyperlink w:anchor="_Toc222687159" w:history="1">
             <w:r>
               <w:rPr>
                 <w:rStyle w:val="Hipervnculo"/>
@@ -9511,7 +9635,7 @@
                 <w:noProof/>
                 <w:webHidden/>
               </w:rPr>
-              <w:instrText xml:space="preserve"> PAGEREF _Toc221485043 \h </w:instrText>
+              <w:instrText xml:space="preserve"> PAGEREF _Toc222687159 \h </w:instrText>
             </w:r>
             <w:r>
               <w:rPr>
@@ -9531,7 +9655,7 @@
                 <w:noProof/>
                 <w:webHidden/>
               </w:rPr>
-              <w:t>49</w:t>
+              <w:t>50</w:t>
             </w:r>
             <w:r>
               <w:rPr>
@@ -9559,7 +9683,7 @@
               <w14:ligatures w14:val="standardContextual"/>
             </w:rPr>
           </w:pPr>
-          <w:hyperlink w:anchor="_Toc221485044" w:history="1">
+          <w:hyperlink w:anchor="_Toc222687160" w:history="1">
             <w:r>
               <w:rPr>
                 <w:rStyle w:val="Hipervnculo"/>
@@ -9586,7 +9710,7 @@
                 <w:noProof/>
                 <w:webHidden/>
               </w:rPr>
-              <w:instrText xml:space="preserve"> PAGEREF _Toc221485044 \h </w:instrText>
+              <w:instrText xml:space="preserve"> PAGEREF _Toc222687160 \h </w:instrText>
             </w:r>
             <w:r>
               <w:rPr>
@@ -9606,7 +9730,7 @@
                 <w:noProof/>
                 <w:webHidden/>
               </w:rPr>
-              <w:t>49</w:t>
+              <w:t>50</w:t>
             </w:r>
             <w:r>
               <w:rPr>
@@ -9634,7 +9758,7 @@
               <w14:ligatures w14:val="standardContextual"/>
             </w:rPr>
           </w:pPr>
-          <w:hyperlink w:anchor="_Toc221485045" w:history="1">
+          <w:hyperlink w:anchor="_Toc222687161" w:history="1">
             <w:r>
               <w:rPr>
                 <w:rStyle w:val="Hipervnculo"/>
@@ -9661,7 +9785,7 @@
                 <w:noProof/>
                 <w:webHidden/>
               </w:rPr>
-              <w:instrText xml:space="preserve"> PAGEREF _Toc221485045 \h </w:instrText>
+              <w:instrText xml:space="preserve"> PAGEREF _Toc222687161 \h </w:instrText>
             </w:r>
             <w:r>
               <w:rPr>
@@ -9681,7 +9805,7 @@
                 <w:noProof/>
                 <w:webHidden/>
               </w:rPr>
-              <w:t>50</w:t>
+              <w:t>51</w:t>
             </w:r>
             <w:r>
               <w:rPr>
@@ -9709,7 +9833,7 @@
               <w14:ligatures w14:val="standardContextual"/>
             </w:rPr>
           </w:pPr>
-          <w:hyperlink w:anchor="_Toc221485046" w:history="1">
+          <w:hyperlink w:anchor="_Toc222687162" w:history="1">
             <w:r>
               <w:rPr>
                 <w:rStyle w:val="Hipervnculo"/>
@@ -9737,7 +9861,7 @@
                 <w:noProof/>
                 <w:webHidden/>
               </w:rPr>
-              <w:instrText xml:space="preserve"> PAGEREF _Toc221485046 \h </w:instrText>
+              <w:instrText xml:space="preserve"> PAGEREF _Toc222687162 \h </w:instrText>
             </w:r>
             <w:r>
               <w:rPr>
@@ -9757,7 +9881,7 @@
                 <w:noProof/>
                 <w:webHidden/>
               </w:rPr>
-              <w:t>52</w:t>
+              <w:t>53</w:t>
             </w:r>
             <w:r>
               <w:rPr>
@@ -9785,7 +9909,7 @@
               <w14:ligatures w14:val="standardContextual"/>
             </w:rPr>
           </w:pPr>
-          <w:hyperlink w:anchor="_Toc221485047" w:history="1">
+          <w:hyperlink w:anchor="_Toc222687163" w:history="1">
             <w:r>
               <w:rPr>
                 <w:rStyle w:val="Hipervnculo"/>
@@ -9812,7 +9936,7 @@
                 <w:noProof/>
                 <w:webHidden/>
               </w:rPr>
-              <w:instrText xml:space="preserve"> PAGEREF _Toc221485047 \h </w:instrText>
+              <w:instrText xml:space="preserve"> PAGEREF _Toc222687163 \h </w:instrText>
             </w:r>
             <w:r>
               <w:rPr>
@@ -9832,7 +9956,7 @@
                 <w:noProof/>
                 <w:webHidden/>
               </w:rPr>
-              <w:t>52</w:t>
+              <w:t>53</w:t>
             </w:r>
             <w:r>
               <w:rPr>
@@ -9860,7 +9984,7 @@
               <w14:ligatures w14:val="standardContextual"/>
             </w:rPr>
           </w:pPr>
-          <w:hyperlink w:anchor="_Toc221485048" w:history="1">
+          <w:hyperlink w:anchor="_Toc222687164" w:history="1">
             <w:r>
               <w:rPr>
                 <w:rStyle w:val="Hipervnculo"/>
@@ -9887,7 +10011,7 @@
                 <w:noProof/>
                 <w:webHidden/>
               </w:rPr>
-              <w:instrText xml:space="preserve"> PAGEREF _Toc221485048 \h </w:instrText>
+              <w:instrText xml:space="preserve"> PAGEREF _Toc222687164 \h </w:instrText>
             </w:r>
             <w:r>
               <w:rPr>
@@ -9907,7 +10031,7 @@
                 <w:noProof/>
                 <w:webHidden/>
               </w:rPr>
-              <w:t>52</w:t>
+              <w:t>53</w:t>
             </w:r>
             <w:r>
               <w:rPr>
@@ -9935,7 +10059,7 @@
               <w14:ligatures w14:val="standardContextual"/>
             </w:rPr>
           </w:pPr>
-          <w:hyperlink w:anchor="_Toc221485049" w:history="1">
+          <w:hyperlink w:anchor="_Toc222687165" w:history="1">
             <w:r>
               <w:rPr>
                 <w:rStyle w:val="Hipervnculo"/>
@@ -9962,7 +10086,7 @@
                 <w:noProof/>
                 <w:webHidden/>
               </w:rPr>
-              <w:instrText xml:space="preserve"> PAGEREF _Toc221485049 \h </w:instrText>
+              <w:instrText xml:space="preserve"> PAGEREF _Toc222687165 \h </w:instrText>
             </w:r>
             <w:r>
               <w:rPr>
@@ -9982,7 +10106,7 @@
                 <w:noProof/>
                 <w:webHidden/>
               </w:rPr>
-              <w:t>53</w:t>
+              <w:t>54</w:t>
             </w:r>
             <w:r>
               <w:rPr>
@@ -10010,7 +10134,7 @@
               <w14:ligatures w14:val="standardContextual"/>
             </w:rPr>
           </w:pPr>
-          <w:hyperlink w:anchor="_Toc221485050" w:history="1">
+          <w:hyperlink w:anchor="_Toc222687166" w:history="1">
             <w:r>
               <w:rPr>
                 <w:rStyle w:val="Hipervnculo"/>
@@ -10038,7 +10162,7 @@
                 <w:noProof/>
                 <w:webHidden/>
               </w:rPr>
-              <w:instrText xml:space="preserve"> PAGEREF _Toc221485050 \h </w:instrText>
+              <w:instrText xml:space="preserve"> PAGEREF _Toc222687166 \h </w:instrText>
             </w:r>
             <w:r>
               <w:rPr>
@@ -10058,7 +10182,7 @@
                 <w:noProof/>
                 <w:webHidden/>
               </w:rPr>
-              <w:t>54</w:t>
+              <w:t>55</w:t>
             </w:r>
             <w:r>
               <w:rPr>
@@ -10086,7 +10210,7 @@
               <w14:ligatures w14:val="standardContextual"/>
             </w:rPr>
           </w:pPr>
-          <w:hyperlink w:anchor="_Toc221485051" w:history="1">
+          <w:hyperlink w:anchor="_Toc222687167" w:history="1">
             <w:r>
               <w:rPr>
                 <w:rStyle w:val="Hipervnculo"/>
@@ -10113,7 +10237,7 @@
                 <w:noProof/>
                 <w:webHidden/>
               </w:rPr>
-              <w:instrText xml:space="preserve"> PAGEREF _Toc221485051 \h </w:instrText>
+              <w:instrText xml:space="preserve"> PAGEREF _Toc222687167 \h </w:instrText>
             </w:r>
             <w:r>
               <w:rPr>
@@ -10133,7 +10257,7 @@
                 <w:noProof/>
                 <w:webHidden/>
               </w:rPr>
-              <w:t>54</w:t>
+              <w:t>55</w:t>
             </w:r>
             <w:r>
               <w:rPr>
@@ -10161,7 +10285,7 @@
               <w14:ligatures w14:val="standardContextual"/>
             </w:rPr>
           </w:pPr>
-          <w:hyperlink w:anchor="_Toc221485052" w:history="1">
+          <w:hyperlink w:anchor="_Toc222687168" w:history="1">
             <w:r>
               <w:rPr>
                 <w:rStyle w:val="Hipervnculo"/>
@@ -10188,7 +10312,7 @@
                 <w:noProof/>
                 <w:webHidden/>
               </w:rPr>
-              <w:instrText xml:space="preserve"> PAGEREF _Toc221485052 \h </w:instrText>
+              <w:instrText xml:space="preserve"> PAGEREF _Toc222687168 \h </w:instrText>
             </w:r>
             <w:r>
               <w:rPr>
@@ -10208,7 +10332,7 @@
                 <w:noProof/>
                 <w:webHidden/>
               </w:rPr>
-              <w:t>54</w:t>
+              <w:t>55</w:t>
             </w:r>
             <w:r>
               <w:rPr>
@@ -10236,7 +10360,7 @@
               <w14:ligatures w14:val="standardContextual"/>
             </w:rPr>
           </w:pPr>
-          <w:hyperlink w:anchor="_Toc221485053" w:history="1">
+          <w:hyperlink w:anchor="_Toc222687169" w:history="1">
             <w:r>
               <w:rPr>
                 <w:rStyle w:val="Hipervnculo"/>
@@ -10263,7 +10387,7 @@
                 <w:noProof/>
                 <w:webHidden/>
               </w:rPr>
-              <w:instrText xml:space="preserve"> PAGEREF _Toc221485053 \h </w:instrText>
+              <w:instrText xml:space="preserve"> PAGEREF _Toc222687169 \h </w:instrText>
             </w:r>
             <w:r>
               <w:rPr>
@@ -10283,7 +10407,7 @@
                 <w:noProof/>
                 <w:webHidden/>
               </w:rPr>
-              <w:t>55</w:t>
+              <w:t>56</w:t>
             </w:r>
             <w:r>
               <w:rPr>
@@ -10311,7 +10435,7 @@
               <w14:ligatures w14:val="standardContextual"/>
             </w:rPr>
           </w:pPr>
-          <w:hyperlink w:anchor="_Toc221485054" w:history="1">
+          <w:hyperlink w:anchor="_Toc222687170" w:history="1">
             <w:r>
               <w:rPr>
                 <w:rStyle w:val="Hipervnculo"/>
@@ -10339,7 +10463,7 @@
                 <w:noProof/>
                 <w:webHidden/>
               </w:rPr>
-              <w:instrText xml:space="preserve"> PAGEREF _Toc221485054 \h </w:instrText>
+              <w:instrText xml:space="preserve"> PAGEREF _Toc222687170 \h </w:instrText>
             </w:r>
             <w:r>
               <w:rPr>
@@ -10359,7 +10483,7 @@
                 <w:noProof/>
                 <w:webHidden/>
               </w:rPr>
-              <w:t>57</w:t>
+              <w:t>58</w:t>
             </w:r>
             <w:r>
               <w:rPr>
@@ -10387,7 +10511,7 @@
               <w14:ligatures w14:val="standardContextual"/>
             </w:rPr>
           </w:pPr>
-          <w:hyperlink w:anchor="_Toc221485055" w:history="1">
+          <w:hyperlink w:anchor="_Toc222687171" w:history="1">
             <w:r>
               <w:rPr>
                 <w:rStyle w:val="Hipervnculo"/>
@@ -10414,7 +10538,7 @@
                 <w:noProof/>
                 <w:webHidden/>
               </w:rPr>
-              <w:instrText xml:space="preserve"> PAGEREF _Toc221485055 \h </w:instrText>
+              <w:instrText xml:space="preserve"> PAGEREF _Toc222687171 \h </w:instrText>
             </w:r>
             <w:r>
               <w:rPr>
@@ -10434,7 +10558,7 @@
                 <w:noProof/>
                 <w:webHidden/>
               </w:rPr>
-              <w:t>57</w:t>
+              <w:t>58</w:t>
             </w:r>
             <w:r>
               <w:rPr>
@@ -10462,7 +10586,7 @@
               <w14:ligatures w14:val="standardContextual"/>
             </w:rPr>
           </w:pPr>
-          <w:hyperlink w:anchor="_Toc221485056" w:history="1">
+          <w:hyperlink w:anchor="_Toc222687172" w:history="1">
             <w:r>
               <w:rPr>
                 <w:rStyle w:val="Hipervnculo"/>
@@ -10489,7 +10613,7 @@
                 <w:noProof/>
                 <w:webHidden/>
               </w:rPr>
-              <w:instrText xml:space="preserve"> PAGEREF _Toc221485056 \h </w:instrText>
+              <w:instrText xml:space="preserve"> PAGEREF _Toc222687172 \h </w:instrText>
             </w:r>
             <w:r>
               <w:rPr>
@@ -10509,7 +10633,7 @@
                 <w:noProof/>
                 <w:webHidden/>
               </w:rPr>
-              <w:t>58</w:t>
+              <w:t>59</w:t>
             </w:r>
             <w:r>
               <w:rPr>
@@ -10537,7 +10661,7 @@
               <w14:ligatures w14:val="standardContextual"/>
             </w:rPr>
           </w:pPr>
-          <w:hyperlink w:anchor="_Toc221485057" w:history="1">
+          <w:hyperlink w:anchor="_Toc222687173" w:history="1">
             <w:r>
               <w:rPr>
                 <w:rStyle w:val="Hipervnculo"/>
@@ -10564,7 +10688,7 @@
                 <w:noProof/>
                 <w:webHidden/>
               </w:rPr>
-              <w:instrText xml:space="preserve"> PAGEREF _Toc221485057 \h </w:instrText>
+              <w:instrText xml:space="preserve"> PAGEREF _Toc222687173 \h </w:instrText>
             </w:r>
             <w:r>
               <w:rPr>
@@ -10584,7 +10708,7 @@
                 <w:noProof/>
                 <w:webHidden/>
               </w:rPr>
-              <w:t>58</w:t>
+              <w:t>59</w:t>
             </w:r>
             <w:r>
               <w:rPr>
@@ -10612,7 +10736,7 @@
               <w14:ligatures w14:val="standardContextual"/>
             </w:rPr>
           </w:pPr>
-          <w:hyperlink w:anchor="_Toc221485058" w:history="1">
+          <w:hyperlink w:anchor="_Toc222687174" w:history="1">
             <w:r>
               <w:rPr>
                 <w:rStyle w:val="Hipervnculo"/>
@@ -10640,7 +10764,7 @@
                 <w:noProof/>
                 <w:webHidden/>
               </w:rPr>
-              <w:instrText xml:space="preserve"> PAGEREF _Toc221485058 \h </w:instrText>
+              <w:instrText xml:space="preserve"> PAGEREF _Toc222687174 \h </w:instrText>
             </w:r>
             <w:r>
               <w:rPr>
@@ -10660,7 +10784,7 @@
                 <w:noProof/>
                 <w:webHidden/>
               </w:rPr>
-              <w:t>59</w:t>
+              <w:t>60</w:t>
             </w:r>
             <w:r>
               <w:rPr>
@@ -10688,7 +10812,7 @@
               <w14:ligatures w14:val="standardContextual"/>
             </w:rPr>
           </w:pPr>
-          <w:hyperlink w:anchor="_Toc221485059" w:history="1">
+          <w:hyperlink w:anchor="_Toc222687175" w:history="1">
             <w:r>
               <w:rPr>
                 <w:rStyle w:val="Hipervnculo"/>
@@ -10715,7 +10839,7 @@
                 <w:noProof/>
                 <w:webHidden/>
               </w:rPr>
-              <w:instrText xml:space="preserve"> PAGEREF _Toc221485059 \h </w:instrText>
+              <w:instrText xml:space="preserve"> PAGEREF _Toc222687175 \h </w:instrText>
             </w:r>
             <w:r>
               <w:rPr>
@@ -10735,7 +10859,7 @@
                 <w:noProof/>
                 <w:webHidden/>
               </w:rPr>
-              <w:t>59</w:t>
+              <w:t>60</w:t>
             </w:r>
             <w:r>
               <w:rPr>
@@ -10763,7 +10887,7 @@
               <w14:ligatures w14:val="standardContextual"/>
             </w:rPr>
           </w:pPr>
-          <w:hyperlink w:anchor="_Toc221485060" w:history="1">
+          <w:hyperlink w:anchor="_Toc222687176" w:history="1">
             <w:r>
               <w:rPr>
                 <w:rStyle w:val="Hipervnculo"/>
@@ -10790,7 +10914,7 @@
                 <w:noProof/>
                 <w:webHidden/>
               </w:rPr>
-              <w:instrText xml:space="preserve"> PAGEREF _Toc221485060 \h </w:instrText>
+              <w:instrText xml:space="preserve"> PAGEREF _Toc222687176 \h </w:instrText>
             </w:r>
             <w:r>
               <w:rPr>
@@ -10810,7 +10934,7 @@
                 <w:noProof/>
                 <w:webHidden/>
               </w:rPr>
-              <w:t>59</w:t>
+              <w:t>60</w:t>
             </w:r>
             <w:r>
               <w:rPr>
@@ -10838,7 +10962,7 @@
               <w14:ligatures w14:val="standardContextual"/>
             </w:rPr>
           </w:pPr>
-          <w:hyperlink w:anchor="_Toc221485061" w:history="1">
+          <w:hyperlink w:anchor="_Toc222687177" w:history="1">
             <w:r>
               <w:rPr>
                 <w:rStyle w:val="Hipervnculo"/>
@@ -10865,7 +10989,7 @@
                 <w:noProof/>
                 <w:webHidden/>
               </w:rPr>
-              <w:instrText xml:space="preserve"> PAGEREF _Toc221485061 \h </w:instrText>
+              <w:instrText xml:space="preserve"> PAGEREF _Toc222687177 \h </w:instrText>
             </w:r>
             <w:r>
               <w:rPr>
@@ -10885,7 +11009,7 @@
                 <w:noProof/>
                 <w:webHidden/>
               </w:rPr>
-              <w:t>59</w:t>
+              <w:t>60</w:t>
             </w:r>
             <w:r>
               <w:rPr>
@@ -10913,7 +11037,7 @@
               <w14:ligatures w14:val="standardContextual"/>
             </w:rPr>
           </w:pPr>
-          <w:hyperlink w:anchor="_Toc221485062" w:history="1">
+          <w:hyperlink w:anchor="_Toc222687178" w:history="1">
             <w:r>
               <w:rPr>
                 <w:rStyle w:val="Hipervnculo"/>
@@ -10941,7 +11065,7 @@
                 <w:noProof/>
                 <w:webHidden/>
               </w:rPr>
-              <w:instrText xml:space="preserve"> PAGEREF _Toc221485062 \h </w:instrText>
+              <w:instrText xml:space="preserve"> PAGEREF _Toc222687178 \h </w:instrText>
             </w:r>
             <w:r>
               <w:rPr>
@@ -10961,7 +11085,7 @@
                 <w:noProof/>
                 <w:webHidden/>
               </w:rPr>
-              <w:t>61</w:t>
+              <w:t>62</w:t>
             </w:r>
             <w:r>
               <w:rPr>
@@ -10989,7 +11113,7 @@
               <w14:ligatures w14:val="standardContextual"/>
             </w:rPr>
           </w:pPr>
-          <w:hyperlink w:anchor="_Toc221485063" w:history="1">
+          <w:hyperlink w:anchor="_Toc222687179" w:history="1">
             <w:r>
               <w:rPr>
                 <w:rStyle w:val="Hipervnculo"/>
@@ -11016,7 +11140,7 @@
                 <w:noProof/>
                 <w:webHidden/>
               </w:rPr>
-              <w:instrText xml:space="preserve"> PAGEREF _Toc221485063 \h </w:instrText>
+              <w:instrText xml:space="preserve"> PAGEREF _Toc222687179 \h </w:instrText>
             </w:r>
             <w:r>
               <w:rPr>
@@ -11036,7 +11160,7 @@
                 <w:noProof/>
                 <w:webHidden/>
               </w:rPr>
-              <w:t>61</w:t>
+              <w:t>62</w:t>
             </w:r>
             <w:r>
               <w:rPr>
@@ -11064,7 +11188,7 @@
               <w14:ligatures w14:val="standardContextual"/>
             </w:rPr>
           </w:pPr>
-          <w:hyperlink w:anchor="_Toc221485064" w:history="1">
+          <w:hyperlink w:anchor="_Toc222687180" w:history="1">
             <w:r>
               <w:rPr>
                 <w:rStyle w:val="Hipervnculo"/>
@@ -11091,7 +11215,7 @@
                 <w:noProof/>
                 <w:webHidden/>
               </w:rPr>
-              <w:instrText xml:space="preserve"> PAGEREF _Toc221485064 \h </w:instrText>
+              <w:instrText xml:space="preserve"> PAGEREF _Toc222687180 \h </w:instrText>
             </w:r>
             <w:r>
               <w:rPr>
@@ -11111,7 +11235,7 @@
                 <w:noProof/>
                 <w:webHidden/>
               </w:rPr>
-              <w:t>61</w:t>
+              <w:t>62</w:t>
             </w:r>
             <w:r>
               <w:rPr>
@@ -11139,7 +11263,7 @@
               <w14:ligatures w14:val="standardContextual"/>
             </w:rPr>
           </w:pPr>
-          <w:hyperlink w:anchor="_Toc221485065" w:history="1">
+          <w:hyperlink w:anchor="_Toc222687181" w:history="1">
             <w:r>
               <w:rPr>
                 <w:rStyle w:val="Hipervnculo"/>
@@ -11166,7 +11290,7 @@
                 <w:noProof/>
                 <w:webHidden/>
               </w:rPr>
-              <w:instrText xml:space="preserve"> PAGEREF _Toc221485065 \h </w:instrText>
+              <w:instrText xml:space="preserve"> PAGEREF _Toc222687181 \h </w:instrText>
             </w:r>
             <w:r>
               <w:rPr>
@@ -11186,7 +11310,7 @@
                 <w:noProof/>
                 <w:webHidden/>
               </w:rPr>
-              <w:t>61</w:t>
+              <w:t>62</w:t>
             </w:r>
             <w:r>
               <w:rPr>
@@ -11214,7 +11338,7 @@
               <w14:ligatures w14:val="standardContextual"/>
             </w:rPr>
           </w:pPr>
-          <w:hyperlink w:anchor="_Toc221485066" w:history="1">
+          <w:hyperlink w:anchor="_Toc222687182" w:history="1">
             <w:r>
               <w:rPr>
                 <w:rStyle w:val="Hipervnculo"/>
@@ -11242,7 +11366,7 @@
                 <w:noProof/>
                 <w:webHidden/>
               </w:rPr>
-              <w:instrText xml:space="preserve"> PAGEREF _Toc221485066 \h </w:instrText>
+              <w:instrText xml:space="preserve"> PAGEREF _Toc222687182 \h </w:instrText>
             </w:r>
             <w:r>
               <w:rPr>
@@ -11262,7 +11386,7 @@
                 <w:noProof/>
                 <w:webHidden/>
               </w:rPr>
-              <w:t>62</w:t>
+              <w:t>63</w:t>
             </w:r>
             <w:r>
               <w:rPr>
@@ -11290,7 +11414,7 @@
               <w14:ligatures w14:val="standardContextual"/>
             </w:rPr>
           </w:pPr>
-          <w:hyperlink w:anchor="_Toc221485067" w:history="1">
+          <w:hyperlink w:anchor="_Toc222687183" w:history="1">
             <w:r>
               <w:rPr>
                 <w:rStyle w:val="Hipervnculo"/>
@@ -11317,7 +11441,7 @@
                 <w:noProof/>
                 <w:webHidden/>
               </w:rPr>
-              <w:instrText xml:space="preserve"> PAGEREF _Toc221485067 \h </w:instrText>
+              <w:instrText xml:space="preserve"> PAGEREF _Toc222687183 \h </w:instrText>
             </w:r>
             <w:r>
               <w:rPr>
@@ -11337,7 +11461,7 @@
                 <w:noProof/>
                 <w:webHidden/>
               </w:rPr>
-              <w:t>62</w:t>
+              <w:t>63</w:t>
             </w:r>
             <w:r>
               <w:rPr>
@@ -11365,7 +11489,7 @@
               <w14:ligatures w14:val="standardContextual"/>
             </w:rPr>
           </w:pPr>
-          <w:hyperlink w:anchor="_Toc221485068" w:history="1">
+          <w:hyperlink w:anchor="_Toc222687184" w:history="1">
             <w:r>
               <w:rPr>
                 <w:rStyle w:val="Hipervnculo"/>
@@ -11392,7 +11516,7 @@
                 <w:noProof/>
                 <w:webHidden/>
               </w:rPr>
-              <w:instrText xml:space="preserve"> PAGEREF _Toc221485068 \h </w:instrText>
+              <w:instrText xml:space="preserve"> PAGEREF _Toc222687184 \h </w:instrText>
             </w:r>
             <w:r>
               <w:rPr>
@@ -11412,7 +11536,7 @@
                 <w:noProof/>
                 <w:webHidden/>
               </w:rPr>
-              <w:t>62</w:t>
+              <w:t>63</w:t>
             </w:r>
             <w:r>
               <w:rPr>
@@ -11440,7 +11564,7 @@
               <w14:ligatures w14:val="standardContextual"/>
             </w:rPr>
           </w:pPr>
-          <w:hyperlink w:anchor="_Toc221485069" w:history="1">
+          <w:hyperlink w:anchor="_Toc222687185" w:history="1">
             <w:r>
               <w:rPr>
                 <w:rStyle w:val="Hipervnculo"/>
@@ -11467,7 +11591,7 @@
                 <w:noProof/>
                 <w:webHidden/>
               </w:rPr>
-              <w:instrText xml:space="preserve"> PAGEREF _Toc221485069 \h </w:instrText>
+              <w:instrText xml:space="preserve"> PAGEREF _Toc222687185 \h </w:instrText>
             </w:r>
             <w:r>
               <w:rPr>
@@ -11487,7 +11611,7 @@
                 <w:noProof/>
                 <w:webHidden/>
               </w:rPr>
-              <w:t>62</w:t>
+              <w:t>63</w:t>
             </w:r>
             <w:r>
               <w:rPr>
@@ -11515,7 +11639,7 @@
               <w14:ligatures w14:val="standardContextual"/>
             </w:rPr>
           </w:pPr>
-          <w:hyperlink w:anchor="_Toc221485070" w:history="1">
+          <w:hyperlink w:anchor="_Toc222687186" w:history="1">
             <w:r>
               <w:rPr>
                 <w:rStyle w:val="Hipervnculo"/>
@@ -11543,7 +11667,7 @@
                 <w:noProof/>
                 <w:webHidden/>
               </w:rPr>
-              <w:instrText xml:space="preserve"> PAGEREF _Toc221485070 \h </w:instrText>
+              <w:instrText xml:space="preserve"> PAGEREF _Toc222687186 \h </w:instrText>
             </w:r>
             <w:r>
               <w:rPr>
@@ -11563,7 +11687,7 @@
                 <w:noProof/>
                 <w:webHidden/>
               </w:rPr>
-              <w:t>64</w:t>
+              <w:t>65</w:t>
             </w:r>
             <w:r>
               <w:rPr>
@@ -11591,7 +11715,7 @@
               <w14:ligatures w14:val="standardContextual"/>
             </w:rPr>
           </w:pPr>
-          <w:hyperlink w:anchor="_Toc221485071" w:history="1">
+          <w:hyperlink w:anchor="_Toc222687187" w:history="1">
             <w:r>
               <w:rPr>
                 <w:rStyle w:val="Hipervnculo"/>
@@ -11618,7 +11742,7 @@
                 <w:noProof/>
                 <w:webHidden/>
               </w:rPr>
-              <w:instrText xml:space="preserve"> PAGEREF _Toc221485071 \h </w:instrText>
+              <w:instrText xml:space="preserve"> PAGEREF _Toc222687187 \h </w:instrText>
             </w:r>
             <w:r>
               <w:rPr>
@@ -11638,7 +11762,7 @@
                 <w:noProof/>
                 <w:webHidden/>
               </w:rPr>
-              <w:t>64</w:t>
+              <w:t>65</w:t>
             </w:r>
             <w:r>
               <w:rPr>
@@ -11666,7 +11790,7 @@
               <w14:ligatures w14:val="standardContextual"/>
             </w:rPr>
           </w:pPr>
-          <w:hyperlink w:anchor="_Toc221485072" w:history="1">
+          <w:hyperlink w:anchor="_Toc222687188" w:history="1">
             <w:r>
               <w:rPr>
                 <w:rStyle w:val="Hipervnculo"/>
@@ -11693,7 +11817,7 @@
                 <w:noProof/>
                 <w:webHidden/>
               </w:rPr>
-              <w:instrText xml:space="preserve"> PAGEREF _Toc221485072 \h </w:instrText>
+              <w:instrText xml:space="preserve"> PAGEREF _Toc222687188 \h </w:instrText>
             </w:r>
             <w:r>
               <w:rPr>
@@ -11713,7 +11837,7 @@
                 <w:noProof/>
                 <w:webHidden/>
               </w:rPr>
-              <w:t>64</w:t>
+              <w:t>65</w:t>
             </w:r>
             <w:r>
               <w:rPr>
@@ -11741,7 +11865,7 @@
               <w14:ligatures w14:val="standardContextual"/>
             </w:rPr>
           </w:pPr>
-          <w:hyperlink w:anchor="_Toc221485073" w:history="1">
+          <w:hyperlink w:anchor="_Toc222687189" w:history="1">
             <w:r>
               <w:rPr>
                 <w:rStyle w:val="Hipervnculo"/>
@@ -11768,7 +11892,7 @@
                 <w:noProof/>
                 <w:webHidden/>
               </w:rPr>
-              <w:instrText xml:space="preserve"> PAGEREF _Toc221485073 \h </w:instrText>
+              <w:instrText xml:space="preserve"> PAGEREF _Toc222687189 \h </w:instrText>
             </w:r>
             <w:r>
               <w:rPr>
@@ -11788,7 +11912,7 @@
                 <w:noProof/>
                 <w:webHidden/>
               </w:rPr>
-              <w:t>65</w:t>
+              <w:t>66</w:t>
             </w:r>
             <w:r>
               <w:rPr>
@@ -11816,7 +11940,7 @@
               <w14:ligatures w14:val="standardContextual"/>
             </w:rPr>
           </w:pPr>
-          <w:hyperlink w:anchor="_Toc221485074" w:history="1">
+          <w:hyperlink w:anchor="_Toc222687190" w:history="1">
             <w:r>
               <w:rPr>
                 <w:rStyle w:val="Hipervnculo"/>
@@ -11844,7 +11968,7 @@
                 <w:noProof/>
                 <w:webHidden/>
               </w:rPr>
-              <w:instrText xml:space="preserve"> PAGEREF _Toc221485074 \h </w:instrText>
+              <w:instrText xml:space="preserve"> PAGEREF _Toc222687190 \h </w:instrText>
             </w:r>
             <w:r>
               <w:rPr>
@@ -11864,7 +11988,7 @@
                 <w:noProof/>
                 <w:webHidden/>
               </w:rPr>
-              <w:t>66</w:t>
+              <w:t>67</w:t>
             </w:r>
             <w:r>
               <w:rPr>
@@ -11892,7 +12016,7 @@
               <w14:ligatures w14:val="standardContextual"/>
             </w:rPr>
           </w:pPr>
-          <w:hyperlink w:anchor="_Toc221485075" w:history="1">
+          <w:hyperlink w:anchor="_Toc222687191" w:history="1">
             <w:r>
               <w:rPr>
                 <w:rStyle w:val="Hipervnculo"/>
@@ -11919,7 +12043,7 @@
                 <w:noProof/>
                 <w:webHidden/>
               </w:rPr>
-              <w:instrText xml:space="preserve"> PAGEREF _Toc221485075 \h </w:instrText>
+              <w:instrText xml:space="preserve"> PAGEREF _Toc222687191 \h </w:instrText>
             </w:r>
             <w:r>
               <w:rPr>
@@ -11939,7 +12063,7 @@
                 <w:noProof/>
                 <w:webHidden/>
               </w:rPr>
-              <w:t>66</w:t>
+              <w:t>67</w:t>
             </w:r>
             <w:r>
               <w:rPr>
@@ -11967,7 +12091,7 @@
               <w14:ligatures w14:val="standardContextual"/>
             </w:rPr>
           </w:pPr>
-          <w:hyperlink w:anchor="_Toc221485076" w:history="1">
+          <w:hyperlink w:anchor="_Toc222687192" w:history="1">
             <w:r>
               <w:rPr>
                 <w:rStyle w:val="Hipervnculo"/>
@@ -11994,7 +12118,7 @@
                 <w:noProof/>
                 <w:webHidden/>
               </w:rPr>
-              <w:instrText xml:space="preserve"> PAGEREF _Toc221485076 \h </w:instrText>
+              <w:instrText xml:space="preserve"> PAGEREF _Toc222687192 \h </w:instrText>
             </w:r>
             <w:r>
               <w:rPr>
@@ -12014,7 +12138,7 @@
                 <w:noProof/>
                 <w:webHidden/>
               </w:rPr>
-              <w:t>66</w:t>
+              <w:t>67</w:t>
             </w:r>
             <w:r>
               <w:rPr>
@@ -12042,7 +12166,7 @@
               <w14:ligatures w14:val="standardContextual"/>
             </w:rPr>
           </w:pPr>
-          <w:hyperlink w:anchor="_Toc221485077" w:history="1">
+          <w:hyperlink w:anchor="_Toc222687193" w:history="1">
             <w:r>
               <w:rPr>
                 <w:rStyle w:val="Hipervnculo"/>
@@ -12069,7 +12193,7 @@
                 <w:noProof/>
                 <w:webHidden/>
               </w:rPr>
-              <w:instrText xml:space="preserve"> PAGEREF _Toc221485077 \h </w:instrText>
+              <w:instrText xml:space="preserve"> PAGEREF _Toc222687193 \h </w:instrText>
             </w:r>
             <w:r>
               <w:rPr>
@@ -12089,7 +12213,7 @@
                 <w:noProof/>
                 <w:webHidden/>
               </w:rPr>
-              <w:t>66</w:t>
+              <w:t>67</w:t>
             </w:r>
             <w:r>
               <w:rPr>
@@ -12117,7 +12241,7 @@
               <w14:ligatures w14:val="standardContextual"/>
             </w:rPr>
           </w:pPr>
-          <w:hyperlink w:anchor="_Toc221485078" w:history="1">
+          <w:hyperlink w:anchor="_Toc222687194" w:history="1">
             <w:r>
               <w:rPr>
                 <w:rStyle w:val="Hipervnculo"/>
@@ -12145,7 +12269,7 @@
                 <w:noProof/>
                 <w:webHidden/>
               </w:rPr>
-              <w:instrText xml:space="preserve"> PAGEREF _Toc221485078 \h </w:instrText>
+              <w:instrText xml:space="preserve"> PAGEREF _Toc222687194 \h </w:instrText>
             </w:r>
             <w:r>
               <w:rPr>
@@ -12165,7 +12289,7 @@
                 <w:noProof/>
                 <w:webHidden/>
               </w:rPr>
-              <w:t>68</w:t>
+              <w:t>69</w:t>
             </w:r>
             <w:r>
               <w:rPr>
@@ -12193,7 +12317,7 @@
               <w14:ligatures w14:val="standardContextual"/>
             </w:rPr>
           </w:pPr>
-          <w:hyperlink w:anchor="_Toc221485079" w:history="1">
+          <w:hyperlink w:anchor="_Toc222687195" w:history="1">
             <w:r>
               <w:rPr>
                 <w:rStyle w:val="Hipervnculo"/>
@@ -12220,7 +12344,7 @@
                 <w:noProof/>
                 <w:webHidden/>
               </w:rPr>
-              <w:instrText xml:space="preserve"> PAGEREF _Toc221485079 \h </w:instrText>
+              <w:instrText xml:space="preserve"> PAGEREF _Toc222687195 \h </w:instrText>
             </w:r>
             <w:r>
               <w:rPr>
@@ -12240,7 +12364,7 @@
                 <w:noProof/>
                 <w:webHidden/>
               </w:rPr>
-              <w:t>68</w:t>
+              <w:t>69</w:t>
             </w:r>
             <w:r>
               <w:rPr>
@@ -12268,7 +12392,7 @@
               <w14:ligatures w14:val="standardContextual"/>
             </w:rPr>
           </w:pPr>
-          <w:hyperlink w:anchor="_Toc221485080" w:history="1">
+          <w:hyperlink w:anchor="_Toc222687196" w:history="1">
             <w:r>
               <w:rPr>
                 <w:rStyle w:val="Hipervnculo"/>
@@ -12295,7 +12419,7 @@
                 <w:noProof/>
                 <w:webHidden/>
               </w:rPr>
-              <w:instrText xml:space="preserve"> PAGEREF _Toc221485080 \h </w:instrText>
+              <w:instrText xml:space="preserve"> PAGEREF _Toc222687196 \h </w:instrText>
             </w:r>
             <w:r>
               <w:rPr>
@@ -12315,7 +12439,7 @@
                 <w:noProof/>
                 <w:webHidden/>
               </w:rPr>
-              <w:t>68</w:t>
+              <w:t>69</w:t>
             </w:r>
             <w:r>
               <w:rPr>
@@ -12343,7 +12467,7 @@
               <w14:ligatures w14:val="standardContextual"/>
             </w:rPr>
           </w:pPr>
-          <w:hyperlink w:anchor="_Toc221485081" w:history="1">
+          <w:hyperlink w:anchor="_Toc222687197" w:history="1">
             <w:r>
               <w:rPr>
                 <w:rStyle w:val="Hipervnculo"/>
@@ -12370,7 +12494,7 @@
                 <w:noProof/>
                 <w:webHidden/>
               </w:rPr>
-              <w:instrText xml:space="preserve"> PAGEREF _Toc221485081 \h </w:instrText>
+              <w:instrText xml:space="preserve"> PAGEREF _Toc222687197 \h </w:instrText>
             </w:r>
             <w:r>
               <w:rPr>
@@ -12390,7 +12514,7 @@
                 <w:noProof/>
                 <w:webHidden/>
               </w:rPr>
-              <w:t>69</w:t>
+              <w:t>70</w:t>
             </w:r>
             <w:r>
               <w:rPr>
@@ -12418,7 +12542,7 @@
               <w14:ligatures w14:val="standardContextual"/>
             </w:rPr>
           </w:pPr>
-          <w:hyperlink w:anchor="_Toc221485082" w:history="1">
+          <w:hyperlink w:anchor="_Toc222687198" w:history="1">
             <w:r>
               <w:rPr>
                 <w:rStyle w:val="Hipervnculo"/>
@@ -12446,7 +12570,7 @@
                 <w:noProof/>
                 <w:webHidden/>
               </w:rPr>
-              <w:instrText xml:space="preserve"> PAGEREF _Toc221485082 \h </w:instrText>
+              <w:instrText xml:space="preserve"> PAGEREF _Toc222687198 \h </w:instrText>
             </w:r>
             <w:r>
               <w:rPr>
@@ -12466,7 +12590,7 @@
                 <w:noProof/>
                 <w:webHidden/>
               </w:rPr>
-              <w:t>72</w:t>
+              <w:t>73</w:t>
             </w:r>
             <w:r>
               <w:rPr>
@@ -12494,7 +12618,7 @@
               <w14:ligatures w14:val="standardContextual"/>
             </w:rPr>
           </w:pPr>
-          <w:hyperlink w:anchor="_Toc221485083" w:history="1">
+          <w:hyperlink w:anchor="_Toc222687199" w:history="1">
             <w:r>
               <w:rPr>
                 <w:rStyle w:val="Hipervnculo"/>
@@ -12521,7 +12645,7 @@
                 <w:noProof/>
                 <w:webHidden/>
               </w:rPr>
-              <w:instrText xml:space="preserve"> PAGEREF _Toc221485083 \h </w:instrText>
+              <w:instrText xml:space="preserve"> PAGEREF _Toc222687199 \h </w:instrText>
             </w:r>
             <w:r>
               <w:rPr>
@@ -12541,7 +12665,7 @@
                 <w:noProof/>
                 <w:webHidden/>
               </w:rPr>
-              <w:t>72</w:t>
+              <w:t>73</w:t>
             </w:r>
             <w:r>
               <w:rPr>
@@ -12569,7 +12693,7 @@
               <w14:ligatures w14:val="standardContextual"/>
             </w:rPr>
           </w:pPr>
-          <w:hyperlink w:anchor="_Toc221485084" w:history="1">
+          <w:hyperlink w:anchor="_Toc222687200" w:history="1">
             <w:r>
               <w:rPr>
                 <w:rStyle w:val="Hipervnculo"/>
@@ -12596,7 +12720,7 @@
                 <w:noProof/>
                 <w:webHidden/>
               </w:rPr>
-              <w:instrText xml:space="preserve"> PAGEREF _Toc221485084 \h </w:instrText>
+              <w:instrText xml:space="preserve"> PAGEREF _Toc222687200 \h </w:instrText>
             </w:r>
             <w:r>
               <w:rPr>
@@ -12616,7 +12740,7 @@
                 <w:noProof/>
                 <w:webHidden/>
               </w:rPr>
-              <w:t>72</w:t>
+              <w:t>73</w:t>
             </w:r>
             <w:r>
               <w:rPr>
@@ -12644,7 +12768,7 @@
               <w14:ligatures w14:val="standardContextual"/>
             </w:rPr>
           </w:pPr>
-          <w:hyperlink w:anchor="_Toc221485085" w:history="1">
+          <w:hyperlink w:anchor="_Toc222687201" w:history="1">
             <w:r>
               <w:rPr>
                 <w:rStyle w:val="Hipervnculo"/>
@@ -12671,7 +12795,7 @@
                 <w:noProof/>
                 <w:webHidden/>
               </w:rPr>
-              <w:instrText xml:space="preserve"> PAGEREF _Toc221485085 \h </w:instrText>
+              <w:instrText xml:space="preserve"> PAGEREF _Toc222687201 \h </w:instrText>
             </w:r>
             <w:r>
               <w:rPr>
@@ -12691,7 +12815,7 @@
                 <w:noProof/>
                 <w:webHidden/>
               </w:rPr>
-              <w:t>72</w:t>
+              <w:t>73</w:t>
             </w:r>
             <w:r>
               <w:rPr>
@@ -12719,7 +12843,7 @@
               <w14:ligatures w14:val="standardContextual"/>
             </w:rPr>
           </w:pPr>
-          <w:hyperlink w:anchor="_Toc221485086" w:history="1">
+          <w:hyperlink w:anchor="_Toc222687202" w:history="1">
             <w:r>
               <w:rPr>
                 <w:rStyle w:val="Hipervnculo"/>
@@ -12747,7 +12871,7 @@
                 <w:noProof/>
                 <w:webHidden/>
               </w:rPr>
-              <w:instrText xml:space="preserve"> PAGEREF _Toc221485086 \h </w:instrText>
+              <w:instrText xml:space="preserve"> PAGEREF _Toc222687202 \h </w:instrText>
             </w:r>
             <w:r>
               <w:rPr>
@@ -12767,7 +12891,7 @@
                 <w:noProof/>
                 <w:webHidden/>
               </w:rPr>
-              <w:t>73</w:t>
+              <w:t>74</w:t>
             </w:r>
             <w:r>
               <w:rPr>
@@ -12795,7 +12919,7 @@
               <w14:ligatures w14:val="standardContextual"/>
             </w:rPr>
           </w:pPr>
-          <w:hyperlink w:anchor="_Toc221485087" w:history="1">
+          <w:hyperlink w:anchor="_Toc222687203" w:history="1">
             <w:r>
               <w:rPr>
                 <w:rStyle w:val="Hipervnculo"/>
@@ -12822,7 +12946,7 @@
                 <w:noProof/>
                 <w:webHidden/>
               </w:rPr>
-              <w:instrText xml:space="preserve"> PAGEREF _Toc221485087 \h </w:instrText>
+              <w:instrText xml:space="preserve"> PAGEREF _Toc222687203 \h </w:instrText>
             </w:r>
             <w:r>
               <w:rPr>
@@ -12842,7 +12966,7 @@
                 <w:noProof/>
                 <w:webHidden/>
               </w:rPr>
-              <w:t>73</w:t>
+              <w:t>74</w:t>
             </w:r>
             <w:r>
               <w:rPr>
@@ -12870,7 +12994,7 @@
               <w14:ligatures w14:val="standardContextual"/>
             </w:rPr>
           </w:pPr>
-          <w:hyperlink w:anchor="_Toc221485088" w:history="1">
+          <w:hyperlink w:anchor="_Toc222687204" w:history="1">
             <w:r>
               <w:rPr>
                 <w:rStyle w:val="Hipervnculo"/>
@@ -12897,7 +13021,7 @@
                 <w:noProof/>
                 <w:webHidden/>
               </w:rPr>
-              <w:instrText xml:space="preserve"> PAGEREF _Toc221485088 \h </w:instrText>
+              <w:instrText xml:space="preserve"> PAGEREF _Toc222687204 \h </w:instrText>
             </w:r>
             <w:r>
               <w:rPr>
@@ -12917,7 +13041,7 @@
                 <w:noProof/>
                 <w:webHidden/>
               </w:rPr>
-              <w:t>73</w:t>
+              <w:t>74</w:t>
             </w:r>
             <w:r>
               <w:rPr>
@@ -12945,7 +13069,7 @@
               <w14:ligatures w14:val="standardContextual"/>
             </w:rPr>
           </w:pPr>
-          <w:hyperlink w:anchor="_Toc221485089" w:history="1">
+          <w:hyperlink w:anchor="_Toc222687205" w:history="1">
             <w:r>
               <w:rPr>
                 <w:rStyle w:val="Hipervnculo"/>
@@ -12972,7 +13096,7 @@
                 <w:noProof/>
                 <w:webHidden/>
               </w:rPr>
-              <w:instrText xml:space="preserve"> PAGEREF _Toc221485089 \h </w:instrText>
+              <w:instrText xml:space="preserve"> PAGEREF _Toc222687205 \h </w:instrText>
             </w:r>
             <w:r>
               <w:rPr>
@@ -12992,7 +13116,7 @@
                 <w:noProof/>
                 <w:webHidden/>
               </w:rPr>
-              <w:t>73</w:t>
+              <w:t>74</w:t>
             </w:r>
             <w:r>
               <w:rPr>
@@ -13020,7 +13144,7 @@
               <w14:ligatures w14:val="standardContextual"/>
             </w:rPr>
           </w:pPr>
-          <w:hyperlink w:anchor="_Toc221485090" w:history="1">
+          <w:hyperlink w:anchor="_Toc222687206" w:history="1">
             <w:r>
               <w:rPr>
                 <w:rStyle w:val="Hipervnculo"/>
@@ -13048,7 +13172,7 @@
                 <w:noProof/>
                 <w:webHidden/>
               </w:rPr>
-              <w:instrText xml:space="preserve"> PAGEREF _Toc221485090 \h </w:instrText>
+              <w:instrText xml:space="preserve"> PAGEREF _Toc222687206 \h </w:instrText>
             </w:r>
             <w:r>
               <w:rPr>
@@ -13068,7 +13192,7 @@
                 <w:noProof/>
                 <w:webHidden/>
               </w:rPr>
-              <w:t>74</w:t>
+              <w:t>75</w:t>
             </w:r>
             <w:r>
               <w:rPr>
@@ -13096,7 +13220,7 @@
               <w14:ligatures w14:val="standardContextual"/>
             </w:rPr>
           </w:pPr>
-          <w:hyperlink w:anchor="_Toc221485091" w:history="1">
+          <w:hyperlink w:anchor="_Toc222687207" w:history="1">
             <w:r>
               <w:rPr>
                 <w:rStyle w:val="Hipervnculo"/>
@@ -13123,7 +13247,7 @@
                 <w:noProof/>
                 <w:webHidden/>
               </w:rPr>
-              <w:instrText xml:space="preserve"> PAGEREF _Toc221485091 \h </w:instrText>
+              <w:instrText xml:space="preserve"> PAGEREF _Toc222687207 \h </w:instrText>
             </w:r>
             <w:r>
               <w:rPr>
@@ -13143,7 +13267,7 @@
                 <w:noProof/>
                 <w:webHidden/>
               </w:rPr>
-              <w:t>74</w:t>
+              <w:t>75</w:t>
             </w:r>
             <w:r>
               <w:rPr>
@@ -13171,7 +13295,7 @@
               <w14:ligatures w14:val="standardContextual"/>
             </w:rPr>
           </w:pPr>
-          <w:hyperlink w:anchor="_Toc221485092" w:history="1">
+          <w:hyperlink w:anchor="_Toc222687208" w:history="1">
             <w:r>
               <w:rPr>
                 <w:rStyle w:val="Hipervnculo"/>
@@ -13198,7 +13322,7 @@
                 <w:noProof/>
                 <w:webHidden/>
               </w:rPr>
-              <w:instrText xml:space="preserve"> PAGEREF _Toc221485092 \h </w:instrText>
+              <w:instrText xml:space="preserve"> PAGEREF _Toc222687208 \h </w:instrText>
             </w:r>
             <w:r>
               <w:rPr>
@@ -13218,7 +13342,7 @@
                 <w:noProof/>
                 <w:webHidden/>
               </w:rPr>
-              <w:t>74</w:t>
+              <w:t>75</w:t>
             </w:r>
             <w:r>
               <w:rPr>
@@ -13246,7 +13370,7 @@
               <w14:ligatures w14:val="standardContextual"/>
             </w:rPr>
           </w:pPr>
-          <w:hyperlink w:anchor="_Toc221485093" w:history="1">
+          <w:hyperlink w:anchor="_Toc222687209" w:history="1">
             <w:r>
               <w:rPr>
                 <w:rStyle w:val="Hipervnculo"/>
@@ -13273,7 +13397,7 @@
                 <w:noProof/>
                 <w:webHidden/>
               </w:rPr>
-              <w:instrText xml:space="preserve"> PAGEREF _Toc221485093 \h </w:instrText>
+              <w:instrText xml:space="preserve"> PAGEREF _Toc222687209 \h </w:instrText>
             </w:r>
             <w:r>
               <w:rPr>
@@ -13293,7 +13417,7 @@
                 <w:noProof/>
                 <w:webHidden/>
               </w:rPr>
-              <w:t>76</w:t>
+              <w:t>77</w:t>
             </w:r>
             <w:r>
               <w:rPr>
@@ -13321,7 +13445,7 @@
               <w14:ligatures w14:val="standardContextual"/>
             </w:rPr>
           </w:pPr>
-          <w:hyperlink w:anchor="_Toc221485094" w:history="1">
+          <w:hyperlink w:anchor="_Toc222687210" w:history="1">
             <w:r>
               <w:rPr>
                 <w:rStyle w:val="Hipervnculo"/>
@@ -13349,7 +13473,7 @@
                 <w:noProof/>
                 <w:webHidden/>
               </w:rPr>
-              <w:instrText xml:space="preserve"> PAGEREF _Toc221485094 \h </w:instrText>
+              <w:instrText xml:space="preserve"> PAGEREF _Toc222687210 \h </w:instrText>
             </w:r>
             <w:r>
               <w:rPr>
@@ -13369,7 +13493,7 @@
                 <w:noProof/>
                 <w:webHidden/>
               </w:rPr>
-              <w:t>79</w:t>
+              <w:t>80</w:t>
             </w:r>
             <w:r>
               <w:rPr>
@@ -13397,7 +13521,7 @@
               <w14:ligatures w14:val="standardContextual"/>
             </w:rPr>
           </w:pPr>
-          <w:hyperlink w:anchor="_Toc221485095" w:history="1">
+          <w:hyperlink w:anchor="_Toc222687211" w:history="1">
             <w:r>
               <w:rPr>
                 <w:rStyle w:val="Hipervnculo"/>
@@ -13424,7 +13548,7 @@
                 <w:noProof/>
                 <w:webHidden/>
               </w:rPr>
-              <w:instrText xml:space="preserve"> PAGEREF _Toc221485095 \h </w:instrText>
+              <w:instrText xml:space="preserve"> PAGEREF _Toc222687211 \h </w:instrText>
             </w:r>
             <w:r>
               <w:rPr>
@@ -13444,7 +13568,7 @@
                 <w:noProof/>
                 <w:webHidden/>
               </w:rPr>
-              <w:t>79</w:t>
+              <w:t>80</w:t>
             </w:r>
             <w:r>
               <w:rPr>
@@ -13472,7 +13596,7 @@
               <w14:ligatures w14:val="standardContextual"/>
             </w:rPr>
           </w:pPr>
-          <w:hyperlink w:anchor="_Toc221485096" w:history="1">
+          <w:hyperlink w:anchor="_Toc222687212" w:history="1">
             <w:r>
               <w:rPr>
                 <w:rStyle w:val="Hipervnculo"/>
@@ -13499,7 +13623,7 @@
                 <w:noProof/>
                 <w:webHidden/>
               </w:rPr>
-              <w:instrText xml:space="preserve"> PAGEREF _Toc221485096 \h </w:instrText>
+              <w:instrText xml:space="preserve"> PAGEREF _Toc222687212 \h </w:instrText>
             </w:r>
             <w:r>
               <w:rPr>
@@ -13519,7 +13643,7 @@
                 <w:noProof/>
                 <w:webHidden/>
               </w:rPr>
-              <w:t>79</w:t>
+              <w:t>80</w:t>
             </w:r>
             <w:r>
               <w:rPr>
@@ -13547,7 +13671,7 @@
               <w14:ligatures w14:val="standardContextual"/>
             </w:rPr>
           </w:pPr>
-          <w:hyperlink w:anchor="_Toc221485097" w:history="1">
+          <w:hyperlink w:anchor="_Toc222687213" w:history="1">
             <w:r>
               <w:rPr>
                 <w:rStyle w:val="Hipervnculo"/>
@@ -13574,7 +13698,7 @@
                 <w:noProof/>
                 <w:webHidden/>
               </w:rPr>
-              <w:instrText xml:space="preserve"> PAGEREF _Toc221485097 \h </w:instrText>
+              <w:instrText xml:space="preserve"> PAGEREF _Toc222687213 \h </w:instrText>
             </w:r>
             <w:r>
               <w:rPr>
@@ -13594,7 +13718,7 @@
                 <w:noProof/>
                 <w:webHidden/>
               </w:rPr>
-              <w:t>81</w:t>
+              <w:t>82</w:t>
             </w:r>
             <w:r>
               <w:rPr>
@@ -13622,7 +13746,7 @@
               <w14:ligatures w14:val="standardContextual"/>
             </w:rPr>
           </w:pPr>
-          <w:hyperlink w:anchor="_Toc221485098" w:history="1">
+          <w:hyperlink w:anchor="_Toc222687214" w:history="1">
             <w:r>
               <w:rPr>
                 <w:rStyle w:val="Hipervnculo"/>
@@ -13650,7 +13774,7 @@
                 <w:noProof/>
                 <w:webHidden/>
               </w:rPr>
-              <w:instrText xml:space="preserve"> PAGEREF _Toc221485098 \h </w:instrText>
+              <w:instrText xml:space="preserve"> PAGEREF _Toc222687214 \h </w:instrText>
             </w:r>
             <w:r>
               <w:rPr>
@@ -13670,7 +13794,7 @@
                 <w:noProof/>
                 <w:webHidden/>
               </w:rPr>
-              <w:t>82</w:t>
+              <w:t>83</w:t>
             </w:r>
             <w:r>
               <w:rPr>
@@ -13698,7 +13822,7 @@
               <w14:ligatures w14:val="standardContextual"/>
             </w:rPr>
           </w:pPr>
-          <w:hyperlink w:anchor="_Toc221485099" w:history="1">
+          <w:hyperlink w:anchor="_Toc222687215" w:history="1">
             <w:r>
               <w:rPr>
                 <w:rStyle w:val="Hipervnculo"/>
@@ -13725,7 +13849,7 @@
                 <w:noProof/>
                 <w:webHidden/>
               </w:rPr>
-              <w:instrText xml:space="preserve"> PAGEREF _Toc221485099 \h </w:instrText>
+              <w:instrText xml:space="preserve"> PAGEREF _Toc222687215 \h </w:instrText>
             </w:r>
             <w:r>
               <w:rPr>
@@ -13745,7 +13869,7 @@
                 <w:noProof/>
                 <w:webHidden/>
               </w:rPr>
-              <w:t>82</w:t>
+              <w:t>83</w:t>
             </w:r>
             <w:r>
               <w:rPr>
@@ -13773,7 +13897,7 @@
               <w14:ligatures w14:val="standardContextual"/>
             </w:rPr>
           </w:pPr>
-          <w:hyperlink w:anchor="_Toc221485100" w:history="1">
+          <w:hyperlink w:anchor="_Toc222687216" w:history="1">
             <w:r>
               <w:rPr>
                 <w:rStyle w:val="Hipervnculo"/>
@@ -13800,7 +13924,7 @@
                 <w:noProof/>
                 <w:webHidden/>
               </w:rPr>
-              <w:instrText xml:space="preserve"> PAGEREF _Toc221485100 \h </w:instrText>
+              <w:instrText xml:space="preserve"> PAGEREF _Toc222687216 \h </w:instrText>
             </w:r>
             <w:r>
               <w:rPr>
@@ -13820,7 +13944,7 @@
                 <w:noProof/>
                 <w:webHidden/>
               </w:rPr>
-              <w:t>82</w:t>
+              <w:t>83</w:t>
             </w:r>
             <w:r>
               <w:rPr>
@@ -13848,7 +13972,7 @@
               <w14:ligatures w14:val="standardContextual"/>
             </w:rPr>
           </w:pPr>
-          <w:hyperlink w:anchor="_Toc221485101" w:history="1">
+          <w:hyperlink w:anchor="_Toc222687217" w:history="1">
             <w:r>
               <w:rPr>
                 <w:rStyle w:val="Hipervnculo"/>
@@ -13875,7 +13999,7 @@
                 <w:noProof/>
                 <w:webHidden/>
               </w:rPr>
-              <w:instrText xml:space="preserve"> PAGEREF _Toc221485101 \h </w:instrText>
+              <w:instrText xml:space="preserve"> PAGEREF _Toc222687217 \h </w:instrText>
             </w:r>
             <w:r>
               <w:rPr>
@@ -13895,7 +14019,308 @@
                 <w:noProof/>
                 <w:webHidden/>
               </w:rPr>
-              <w:t>82</w:t>
+              <w:t>83</w:t>
+            </w:r>
+            <w:r>
+              <w:rPr>
+                <w:noProof/>
+                <w:webHidden/>
+              </w:rPr>
+              <w:fldChar w:fldCharType="end"/>
+            </w:r>
+          </w:hyperlink>
+        </w:p>
+        <w:p>
+          <w:pPr>
+            <w:pStyle w:val="TDC2"/>
+            <w:tabs>
+              <w:tab w:val="right" w:pos="9062"/>
+            </w:tabs>
+            <w:rPr>
+              <w:rFonts w:asciiTheme="minorHAnsi" w:eastAsiaTheme="minorEastAsia" w:hAnsiTheme="minorHAnsi" w:cstheme="minorBidi"/>
+              <w:smallCaps w:val="0"/>
+              <w:noProof/>
+              <w:kern w:val="2"/>
+              <w:sz w:val="24"/>
+              <w:szCs w:val="24"/>
+              <w:lang w:eastAsia="es-ES"/>
+              <w14:ligatures w14:val="standardContextual"/>
+            </w:rPr>
+          </w:pPr>
+          <w:hyperlink w:anchor="_Toc222687218" w:history="1">
+            <w:r>
+              <w:rPr>
+                <w:rStyle w:val="Hipervnculo"/>
+                <w:b/>
+                <w:noProof/>
+              </w:rPr>
+              <w:t>2.32 Versión 1.8.3 (23/02/2026)</w:t>
+            </w:r>
+            <w:r>
+              <w:rPr>
+                <w:noProof/>
+                <w:webHidden/>
+              </w:rPr>
+              <w:tab/>
+            </w:r>
+            <w:r>
+              <w:rPr>
+                <w:noProof/>
+                <w:webHidden/>
+              </w:rPr>
+              <w:fldChar w:fldCharType="begin"/>
+            </w:r>
+            <w:r>
+              <w:rPr>
+                <w:noProof/>
+                <w:webHidden/>
+              </w:rPr>
+              <w:instrText xml:space="preserve"> PAGEREF _Toc222687218 \h </w:instrText>
+            </w:r>
+            <w:r>
+              <w:rPr>
+                <w:noProof/>
+                <w:webHidden/>
+              </w:rPr>
+            </w:r>
+            <w:r>
+              <w:rPr>
+                <w:noProof/>
+                <w:webHidden/>
+              </w:rPr>
+              <w:fldChar w:fldCharType="separate"/>
+            </w:r>
+            <w:r>
+              <w:rPr>
+                <w:noProof/>
+                <w:webHidden/>
+              </w:rPr>
+              <w:t>86</w:t>
+            </w:r>
+            <w:r>
+              <w:rPr>
+                <w:noProof/>
+                <w:webHidden/>
+              </w:rPr>
+              <w:fldChar w:fldCharType="end"/>
+            </w:r>
+          </w:hyperlink>
+        </w:p>
+        <w:p>
+          <w:pPr>
+            <w:pStyle w:val="TDC3"/>
+            <w:tabs>
+              <w:tab w:val="right" w:pos="9062"/>
+            </w:tabs>
+            <w:rPr>
+              <w:rFonts w:asciiTheme="minorHAnsi" w:eastAsiaTheme="minorEastAsia" w:hAnsiTheme="minorHAnsi" w:cstheme="minorBidi"/>
+              <w:i w:val="0"/>
+              <w:noProof/>
+              <w:kern w:val="2"/>
+              <w:sz w:val="24"/>
+              <w:szCs w:val="24"/>
+              <w:lang w:eastAsia="es-ES"/>
+              <w14:ligatures w14:val="standardContextual"/>
+            </w:rPr>
+          </w:pPr>
+          <w:hyperlink w:anchor="_Toc222687219" w:history="1">
+            <w:r>
+              <w:rPr>
+                <w:rStyle w:val="Hipervnculo"/>
+                <w:noProof/>
+              </w:rPr>
+              <w:t>2.32.1. Nuevas funcionalidades y mejoras más relevantes</w:t>
+            </w:r>
+            <w:r>
+              <w:rPr>
+                <w:noProof/>
+                <w:webHidden/>
+              </w:rPr>
+              <w:tab/>
+            </w:r>
+            <w:r>
+              <w:rPr>
+                <w:noProof/>
+                <w:webHidden/>
+              </w:rPr>
+              <w:fldChar w:fldCharType="begin"/>
+            </w:r>
+            <w:r>
+              <w:rPr>
+                <w:noProof/>
+                <w:webHidden/>
+              </w:rPr>
+              <w:instrText xml:space="preserve"> PAGEREF _Toc222687219 \h </w:instrText>
+            </w:r>
+            <w:r>
+              <w:rPr>
+                <w:noProof/>
+                <w:webHidden/>
+              </w:rPr>
+            </w:r>
+            <w:r>
+              <w:rPr>
+                <w:noProof/>
+                <w:webHidden/>
+              </w:rPr>
+              <w:fldChar w:fldCharType="separate"/>
+            </w:r>
+            <w:r>
+              <w:rPr>
+                <w:noProof/>
+                <w:webHidden/>
+              </w:rPr>
+              <w:t>86</w:t>
+            </w:r>
+            <w:r>
+              <w:rPr>
+                <w:noProof/>
+                <w:webHidden/>
+              </w:rPr>
+              <w:fldChar w:fldCharType="end"/>
+            </w:r>
+          </w:hyperlink>
+        </w:p>
+        <w:p>
+          <w:pPr>
+            <w:pStyle w:val="TDC3"/>
+            <w:tabs>
+              <w:tab w:val="right" w:pos="9062"/>
+            </w:tabs>
+            <w:rPr>
+              <w:rFonts w:asciiTheme="minorHAnsi" w:eastAsiaTheme="minorEastAsia" w:hAnsiTheme="minorHAnsi" w:cstheme="minorBidi"/>
+              <w:i w:val="0"/>
+              <w:noProof/>
+              <w:kern w:val="2"/>
+              <w:sz w:val="24"/>
+              <w:szCs w:val="24"/>
+              <w:lang w:eastAsia="es-ES"/>
+              <w14:ligatures w14:val="standardContextual"/>
+            </w:rPr>
+          </w:pPr>
+          <w:hyperlink w:anchor="_Toc222687220" w:history="1">
+            <w:r>
+              <w:rPr>
+                <w:rStyle w:val="Hipervnculo"/>
+                <w:noProof/>
+              </w:rPr>
+              <w:t>2.32.2. Otras mejoras</w:t>
+            </w:r>
+            <w:r>
+              <w:rPr>
+                <w:noProof/>
+                <w:webHidden/>
+              </w:rPr>
+              <w:tab/>
+            </w:r>
+            <w:r>
+              <w:rPr>
+                <w:noProof/>
+                <w:webHidden/>
+              </w:rPr>
+              <w:fldChar w:fldCharType="begin"/>
+            </w:r>
+            <w:r>
+              <w:rPr>
+                <w:noProof/>
+                <w:webHidden/>
+              </w:rPr>
+              <w:instrText xml:space="preserve"> PAGEREF _Toc222687220 \h </w:instrText>
+            </w:r>
+            <w:r>
+              <w:rPr>
+                <w:noProof/>
+                <w:webHidden/>
+              </w:rPr>
+            </w:r>
+            <w:r>
+              <w:rPr>
+                <w:noProof/>
+                <w:webHidden/>
+              </w:rPr>
+              <w:fldChar w:fldCharType="separate"/>
+            </w:r>
+            <w:r>
+              <w:rPr>
+                <w:noProof/>
+                <w:webHidden/>
+              </w:rPr>
+              <w:t>86</w:t>
+            </w:r>
+            <w:r>
+              <w:rPr>
+                <w:noProof/>
+                <w:webHidden/>
+              </w:rPr>
+              <w:fldChar w:fldCharType="end"/>
+            </w:r>
+          </w:hyperlink>
+        </w:p>
+        <w:p>
+          <w:pPr>
+            <w:pStyle w:val="TDC3"/>
+            <w:tabs>
+              <w:tab w:val="right" w:pos="9062"/>
+            </w:tabs>
+            <w:rPr>
+              <w:rFonts w:asciiTheme="minorHAnsi" w:eastAsiaTheme="minorEastAsia" w:hAnsiTheme="minorHAnsi" w:cstheme="minorBidi"/>
+              <w:i w:val="0"/>
+              <w:noProof/>
+              <w:kern w:val="2"/>
+              <w:sz w:val="24"/>
+              <w:szCs w:val="24"/>
+              <w:lang w:eastAsia="es-ES"/>
+              <w14:ligatures w14:val="standardContextual"/>
+            </w:rPr>
+          </w:pPr>
+          <w:hyperlink w:anchor="_Toc222687221" w:history="1">
+            <w:r>
+              <w:rPr>
+                <w:rStyle w:val="Hipervnculo"/>
+                <w:noProof/>
+              </w:rPr>
+              <w:t>2.32.3. Errores resueltos</w:t>
+            </w:r>
+            <w:r>
+              <w:rPr>
+                <w:noProof/>
+                <w:webHidden/>
+              </w:rPr>
+              <w:tab/>
+            </w:r>
+            <w:r>
+              <w:rPr>
+                <w:noProof/>
+                <w:webHidden/>
+              </w:rPr>
+              <w:fldChar w:fldCharType="begin"/>
+            </w:r>
+            <w:r>
+              <w:rPr>
+                <w:noProof/>
+                <w:webHidden/>
+              </w:rPr>
+              <w:instrText xml:space="preserve"> PAGEREF _Toc222687221 \h </w:instrText>
+            </w:r>
+            <w:r>
+              <w:rPr>
+                <w:noProof/>
+                <w:webHidden/>
+              </w:rPr>
+            </w:r>
+            <w:r>
+              <w:rPr>
+                <w:noProof/>
+                <w:webHidden/>
+              </w:rPr>
+              <w:fldChar w:fldCharType="separate"/>
+            </w:r>
+            <w:r>
+              <w:rPr>
+                <w:noProof/>
+                <w:webHidden/>
+              </w:rPr>
+              <w:t>86</w:t>
             </w:r>
             <w:r>
               <w:rPr>
@@ -13948,7 +14373,7 @@
           <w:numId w:val="2"/>
         </w:numPr>
       </w:pPr>
-      <w:bookmarkStart w:id="2" w:name="_Toc221484992"/>
+      <w:bookmarkStart w:id="2" w:name="_Toc222687108"/>
       <w:r>
         <w:lastRenderedPageBreak/>
         <w:t>Introducción</w:t>
@@ -13977,7 +14402,7 @@
       </w:pPr>
       <w:bookmarkStart w:id="3" w:name="_Toc92794996"/>
       <w:bookmarkStart w:id="4" w:name="_Toc92795108"/>
-      <w:bookmarkStart w:id="5" w:name="_Toc221484993"/>
+      <w:bookmarkStart w:id="5" w:name="_Toc222687109"/>
       <w:r>
         <w:t>Release notes</w:t>
       </w:r>
@@ -13997,7 +14422,7 @@
       <w:bookmarkStart w:id="6" w:name="_Toc67914566"/>
       <w:bookmarkStart w:id="7" w:name="_Toc92794997"/>
       <w:bookmarkStart w:id="8" w:name="_Toc92795109"/>
-      <w:bookmarkStart w:id="9" w:name="_Toc221484994"/>
+      <w:bookmarkStart w:id="9" w:name="_Toc222687110"/>
       <w:r>
         <w:t>Versión 1.1.1</w:t>
       </w:r>
@@ -14023,7 +14448,7 @@
           <w:numId w:val="2"/>
         </w:numPr>
       </w:pPr>
-      <w:bookmarkStart w:id="10" w:name="_Toc221484995"/>
+      <w:bookmarkStart w:id="10" w:name="_Toc222687111"/>
       <w:r>
         <w:t>Nuevas funcionalidades y mejoras más relevantes</w:t>
       </w:r>
@@ -14272,7 +14697,7 @@
       </w:r>
       <w:bookmarkStart w:id="12" w:name="_Toc92794998"/>
       <w:bookmarkStart w:id="13" w:name="_Toc92795110"/>
-      <w:bookmarkStart w:id="14" w:name="_Toc221484996"/>
+      <w:bookmarkStart w:id="14" w:name="_Toc222687112"/>
       <w:r>
         <w:lastRenderedPageBreak/>
         <w:t>Versión 1.1.2 (11/01/2021)</w:t>
@@ -14296,7 +14721,7 @@
           <w:numId w:val="2"/>
         </w:numPr>
       </w:pPr>
-      <w:bookmarkStart w:id="15" w:name="_Toc221484997"/>
+      <w:bookmarkStart w:id="15" w:name="_Toc222687113"/>
       <w:r>
         <w:t>Nuevas funcionalidades y mejoras más relevantes</w:t>
       </w:r>
@@ -14357,7 +14782,7 @@
           <w:numId w:val="2"/>
         </w:numPr>
       </w:pPr>
-      <w:bookmarkStart w:id="19" w:name="_Toc221484998"/>
+      <w:bookmarkStart w:id="19" w:name="_Toc222687114"/>
       <w:r>
         <w:lastRenderedPageBreak/>
         <w:t>Versión 1.1.3 (25/01/2021)</w:t>
@@ -14381,7 +14806,7 @@
           <w:numId w:val="2"/>
         </w:numPr>
       </w:pPr>
-      <w:bookmarkStart w:id="20" w:name="_Toc221484999"/>
+      <w:bookmarkStart w:id="20" w:name="_Toc222687115"/>
       <w:r>
         <w:t>Nuevas funcionalidades y mejoras más relevantes</w:t>
       </w:r>
@@ -14454,7 +14879,7 @@
       </w:r>
       <w:bookmarkStart w:id="22" w:name="_Toc92795112"/>
       <w:bookmarkStart w:id="23" w:name="_Toc92795000"/>
-      <w:bookmarkStart w:id="24" w:name="_Toc221485000"/>
+      <w:bookmarkStart w:id="24" w:name="_Toc222687116"/>
       <w:r>
         <w:lastRenderedPageBreak/>
         <w:t>Versión 1.1.4 (20/03/2021)</w:t>
@@ -14477,7 +14902,7 @@
           <w:numId w:val="2"/>
         </w:numPr>
       </w:pPr>
-      <w:bookmarkStart w:id="25" w:name="_Toc221485001"/>
+      <w:bookmarkStart w:id="25" w:name="_Toc222687117"/>
       <w:r>
         <w:t>Nuevas funcionalidades y mejoras más relevantes</w:t>
       </w:r>
@@ -14794,7 +15219,7 @@
       </w:pPr>
       <w:bookmarkStart w:id="26" w:name="_Toc92795001"/>
       <w:bookmarkStart w:id="27" w:name="_Toc92795113"/>
-      <w:bookmarkStart w:id="28" w:name="_Toc221485002"/>
+      <w:bookmarkStart w:id="28" w:name="_Toc222687118"/>
       <w:r>
         <w:lastRenderedPageBreak/>
         <w:t>Versión 1.1.5 (30/03/2021)</w:t>
@@ -14817,7 +15242,7 @@
           <w:numId w:val="2"/>
         </w:numPr>
       </w:pPr>
-      <w:bookmarkStart w:id="29" w:name="_Toc221485003"/>
+      <w:bookmarkStart w:id="29" w:name="_Toc222687119"/>
       <w:r>
         <w:t>Nuevas funcionalidades y mejoras más relevantes</w:t>
       </w:r>
@@ -14859,7 +15284,7 @@
       </w:pPr>
       <w:bookmarkStart w:id="30" w:name="_Toc92795114"/>
       <w:bookmarkStart w:id="31" w:name="_Toc92795002"/>
-      <w:bookmarkStart w:id="32" w:name="_Toc221485004"/>
+      <w:bookmarkStart w:id="32" w:name="_Toc222687120"/>
       <w:r>
         <w:lastRenderedPageBreak/>
         <w:t>Versión 1.1.6 (13/05/2021)</w:t>
@@ -14882,7 +15307,7 @@
           <w:numId w:val="2"/>
         </w:numPr>
       </w:pPr>
-      <w:bookmarkStart w:id="33" w:name="_Toc221485005"/>
+      <w:bookmarkStart w:id="33" w:name="_Toc222687121"/>
       <w:r>
         <w:t>Nuevas funcionalidades y mejoras más relevantes</w:t>
       </w:r>
@@ -14938,7 +15363,7 @@
       </w:pPr>
       <w:bookmarkStart w:id="34" w:name="_Toc92795115"/>
       <w:bookmarkStart w:id="35" w:name="_Toc92795003"/>
-      <w:bookmarkStart w:id="36" w:name="_Toc221485006"/>
+      <w:bookmarkStart w:id="36" w:name="_Toc222687122"/>
       <w:r>
         <w:lastRenderedPageBreak/>
         <w:t>Versión 1.1.7 (27/05/2021)</w:t>
@@ -14961,7 +15386,7 @@
           <w:numId w:val="2"/>
         </w:numPr>
       </w:pPr>
-      <w:bookmarkStart w:id="37" w:name="_Toc221485007"/>
+      <w:bookmarkStart w:id="37" w:name="_Toc222687123"/>
       <w:r>
         <w:t>Nuevas funcionalidades y mejoras más relevantes</w:t>
       </w:r>
@@ -15003,7 +15428,7 @@
       </w:pPr>
       <w:bookmarkStart w:id="38" w:name="_Toc92795004"/>
       <w:bookmarkStart w:id="39" w:name="_Toc92795116"/>
-      <w:bookmarkStart w:id="40" w:name="_Toc221485008"/>
+      <w:bookmarkStart w:id="40" w:name="_Toc222687124"/>
       <w:r>
         <w:lastRenderedPageBreak/>
         <w:t>Versión 1.1.8 (14/06/2021)</w:t>
@@ -15026,7 +15451,7 @@
           <w:numId w:val="2"/>
         </w:numPr>
       </w:pPr>
-      <w:bookmarkStart w:id="41" w:name="_Toc221485009"/>
+      <w:bookmarkStart w:id="41" w:name="_Toc222687125"/>
       <w:r>
         <w:t>Nuevas funcionalidades y mejoras más relevantes</w:t>
       </w:r>
@@ -15084,7 +15509,7 @@
       </w:pPr>
       <w:bookmarkStart w:id="42" w:name="_Toc92795005"/>
       <w:bookmarkStart w:id="43" w:name="_Toc92795117"/>
-      <w:bookmarkStart w:id="44" w:name="_Toc221485010"/>
+      <w:bookmarkStart w:id="44" w:name="_Toc222687126"/>
       <w:r>
         <w:lastRenderedPageBreak/>
         <w:t>Versión 1.2.0 (28/09/2021)</w:t>
@@ -15107,7 +15532,7 @@
           <w:numId w:val="2"/>
         </w:numPr>
       </w:pPr>
-      <w:bookmarkStart w:id="45" w:name="_Toc221485011"/>
+      <w:bookmarkStart w:id="45" w:name="_Toc222687127"/>
       <w:r>
         <w:t>Nuevas funcionalidades y mejoras más relevantes</w:t>
       </w:r>
@@ -16166,7 +16591,7 @@
           <w:numId w:val="2"/>
         </w:numPr>
       </w:pPr>
-      <w:bookmarkStart w:id="46" w:name="_Toc221485012"/>
+      <w:bookmarkStart w:id="46" w:name="_Toc222687128"/>
       <w:r>
         <w:t>Otras mejoras</w:t>
       </w:r>
@@ -18105,7 +18530,7 @@
           <w:numId w:val="2"/>
         </w:numPr>
       </w:pPr>
-      <w:bookmarkStart w:id="47" w:name="_Toc221485013"/>
+      <w:bookmarkStart w:id="47" w:name="_Toc222687129"/>
       <w:r>
         <w:t>Errores resueltos</w:t>
       </w:r>
@@ -18887,7 +19312,7 @@
       </w:pPr>
       <w:bookmarkStart w:id="48" w:name="_Toc92795006"/>
       <w:bookmarkStart w:id="49" w:name="_Toc92795118"/>
-      <w:bookmarkStart w:id="50" w:name="_Toc221485014"/>
+      <w:bookmarkStart w:id="50" w:name="_Toc222687130"/>
       <w:r>
         <w:lastRenderedPageBreak/>
         <w:t>Versión 1.2.1 (09/12/2021)</w:t>
@@ -18910,7 +19335,7 @@
           <w:numId w:val="2"/>
         </w:numPr>
       </w:pPr>
-      <w:bookmarkStart w:id="51" w:name="_Toc221485015"/>
+      <w:bookmarkStart w:id="51" w:name="_Toc222687131"/>
       <w:r>
         <w:t>Nuevas funcionalidades y mejoras más relevantes</w:t>
       </w:r>
@@ -19012,7 +19437,7 @@
           <w:numId w:val="2"/>
         </w:numPr>
       </w:pPr>
-      <w:bookmarkStart w:id="52" w:name="_Toc221485016"/>
+      <w:bookmarkStart w:id="52" w:name="_Toc222687132"/>
       <w:r>
         <w:t>Otras mejoras</w:t>
       </w:r>
@@ -19753,7 +20178,7 @@
           <w:numId w:val="2"/>
         </w:numPr>
       </w:pPr>
-      <w:bookmarkStart w:id="53" w:name="_Toc221485017"/>
+      <w:bookmarkStart w:id="53" w:name="_Toc222687133"/>
       <w:r>
         <w:t>Errores resueltos</w:t>
       </w:r>
@@ -20196,7 +20621,7 @@
       </w:pPr>
       <w:bookmarkStart w:id="54" w:name="_Toc92795119"/>
       <w:bookmarkStart w:id="55" w:name="_Toc92795007"/>
-      <w:bookmarkStart w:id="56" w:name="_Toc221485018"/>
+      <w:bookmarkStart w:id="56" w:name="_Toc222687134"/>
       <w:r>
         <w:lastRenderedPageBreak/>
         <w:t>Versión 1.2.2 (12/12/2022)</w:t>
@@ -20219,7 +20644,7 @@
           <w:numId w:val="2"/>
         </w:numPr>
       </w:pPr>
-      <w:bookmarkStart w:id="57" w:name="_Toc221485019"/>
+      <w:bookmarkStart w:id="57" w:name="_Toc222687135"/>
       <w:r>
         <w:t>Nuevas funcionalidades y mejoras más relevantes</w:t>
       </w:r>
@@ -20296,7 +20721,7 @@
           <w:numId w:val="2"/>
         </w:numPr>
       </w:pPr>
-      <w:bookmarkStart w:id="58" w:name="_Toc221485020"/>
+      <w:bookmarkStart w:id="58" w:name="_Toc222687136"/>
       <w:r>
         <w:t>Otras mejoras</w:t>
       </w:r>
@@ -20533,7 +20958,7 @@
           <w:numId w:val="2"/>
         </w:numPr>
       </w:pPr>
-      <w:bookmarkStart w:id="59" w:name="_Toc221485021"/>
+      <w:bookmarkStart w:id="59" w:name="_Toc222687137"/>
       <w:r>
         <w:t>Errores resueltos</w:t>
       </w:r>
@@ -20866,7 +21291,7 @@
           <w:numId w:val="2"/>
         </w:numPr>
       </w:pPr>
-      <w:bookmarkStart w:id="60" w:name="_Toc221485022"/>
+      <w:bookmarkStart w:id="60" w:name="_Toc222687138"/>
       <w:r>
         <w:lastRenderedPageBreak/>
         <w:t>Versión 1.3.0 (10/05/2022)</w:t>
@@ -20887,7 +21312,7 @@
           <w:numId w:val="2"/>
         </w:numPr>
       </w:pPr>
-      <w:bookmarkStart w:id="61" w:name="_Toc221485023"/>
+      <w:bookmarkStart w:id="61" w:name="_Toc222687139"/>
       <w:r>
         <w:t>Nuevas funcionalidades y mejoras más relevantes</w:t>
       </w:r>
@@ -21218,7 +21643,7 @@
           <w:numId w:val="2"/>
         </w:numPr>
       </w:pPr>
-      <w:bookmarkStart w:id="62" w:name="_Toc221485024"/>
+      <w:bookmarkStart w:id="62" w:name="_Toc222687140"/>
       <w:r>
         <w:t>Otras mejoras</w:t>
       </w:r>
@@ -22220,7 +22645,7 @@
           <w:numId w:val="2"/>
         </w:numPr>
       </w:pPr>
-      <w:bookmarkStart w:id="63" w:name="_Toc221485025"/>
+      <w:bookmarkStart w:id="63" w:name="_Toc222687141"/>
       <w:r>
         <w:t>Errores resueltos</w:t>
       </w:r>
@@ -22727,7 +23152,7 @@
           <w:numId w:val="2"/>
         </w:numPr>
       </w:pPr>
-      <w:bookmarkStart w:id="64" w:name="_Toc221485026"/>
+      <w:bookmarkStart w:id="64" w:name="_Toc222687142"/>
       <w:r>
         <w:lastRenderedPageBreak/>
         <w:t>Versión 1.3.1 (04/07/2022)</w:t>
@@ -22748,7 +23173,7 @@
           <w:numId w:val="2"/>
         </w:numPr>
       </w:pPr>
-      <w:bookmarkStart w:id="65" w:name="_Toc221485027"/>
+      <w:bookmarkStart w:id="65" w:name="_Toc222687143"/>
       <w:r>
         <w:t>Nuevas funcionalidades y mejoras más relevantes</w:t>
       </w:r>
@@ -23026,7 +23451,7 @@
           <w:numId w:val="2"/>
         </w:numPr>
       </w:pPr>
-      <w:bookmarkStart w:id="66" w:name="_Toc221485028"/>
+      <w:bookmarkStart w:id="66" w:name="_Toc222687144"/>
       <w:r>
         <w:t>Otras mejoras</w:t>
       </w:r>
@@ -23404,7 +23829,7 @@
           <w:numId w:val="2"/>
         </w:numPr>
       </w:pPr>
-      <w:bookmarkStart w:id="67" w:name="_Toc221485029"/>
+      <w:bookmarkStart w:id="67" w:name="_Toc222687145"/>
       <w:r>
         <w:t>Errores resueltos</w:t>
       </w:r>
@@ -23978,7 +24403,7 @@
           <w:numId w:val="2"/>
         </w:numPr>
       </w:pPr>
-      <w:bookmarkStart w:id="68" w:name="_Toc221485030"/>
+      <w:bookmarkStart w:id="68" w:name="_Toc222687146"/>
       <w:r>
         <w:lastRenderedPageBreak/>
         <w:t>Versión 1.3.2 (28/07/2022)</w:t>
@@ -23999,7 +24424,7 @@
           <w:numId w:val="2"/>
         </w:numPr>
       </w:pPr>
-      <w:bookmarkStart w:id="69" w:name="_Toc221485031"/>
+      <w:bookmarkStart w:id="69" w:name="_Toc222687147"/>
       <w:r>
         <w:t>Nuevas funcionalidades y mejoras más relevantes</w:t>
       </w:r>
@@ -24144,7 +24569,7 @@
           <w:numId w:val="2"/>
         </w:numPr>
       </w:pPr>
-      <w:bookmarkStart w:id="70" w:name="_Toc221485032"/>
+      <w:bookmarkStart w:id="70" w:name="_Toc222687148"/>
       <w:r>
         <w:t>Otras mejoras</w:t>
       </w:r>
@@ -24675,7 +25100,7 @@
           <w:numId w:val="2"/>
         </w:numPr>
       </w:pPr>
-      <w:bookmarkStart w:id="71" w:name="_Toc221485033"/>
+      <w:bookmarkStart w:id="71" w:name="_Toc222687149"/>
       <w:r>
         <w:t>Errores resueltos</w:t>
       </w:r>
@@ -25041,7 +25466,7 @@
           <w:numId w:val="2"/>
         </w:numPr>
       </w:pPr>
-      <w:bookmarkStart w:id="72" w:name="_Toc221485034"/>
+      <w:bookmarkStart w:id="72" w:name="_Toc222687150"/>
       <w:r>
         <w:lastRenderedPageBreak/>
         <w:t>Versión 1.4.0 (27/10/2022)</w:t>
@@ -25062,7 +25487,7 @@
           <w:numId w:val="2"/>
         </w:numPr>
       </w:pPr>
-      <w:bookmarkStart w:id="73" w:name="_Toc221485035"/>
+      <w:bookmarkStart w:id="73" w:name="_Toc222687151"/>
       <w:r>
         <w:t>N</w:t>
       </w:r>
@@ -25150,7 +25575,7 @@
           <w:numId w:val="2"/>
         </w:numPr>
       </w:pPr>
-      <w:bookmarkStart w:id="74" w:name="_Toc221485036"/>
+      <w:bookmarkStart w:id="74" w:name="_Toc222687152"/>
       <w:r>
         <w:t>Otras mejoras</w:t>
       </w:r>
@@ -25372,7 +25797,7 @@
           <w:numId w:val="2"/>
         </w:numPr>
       </w:pPr>
-      <w:bookmarkStart w:id="76" w:name="_Toc221485037"/>
+      <w:bookmarkStart w:id="76" w:name="_Toc222687153"/>
       <w:r>
         <w:t>Error</w:t>
       </w:r>
@@ -25727,7 +26152,7 @@
           <w:numId w:val="2"/>
         </w:numPr>
       </w:pPr>
-      <w:bookmarkStart w:id="80" w:name="_Toc221485038"/>
+      <w:bookmarkStart w:id="80" w:name="_Toc222687154"/>
       <w:r>
         <w:lastRenderedPageBreak/>
         <w:t>Versión 1.4.1 (09/12/2022)</w:t>
@@ -25750,7 +26175,7 @@
         </w:numPr>
       </w:pPr>
       <w:bookmarkStart w:id="82" w:name="_Hlk126677327"/>
-      <w:bookmarkStart w:id="83" w:name="_Toc221485039"/>
+      <w:bookmarkStart w:id="83" w:name="_Toc222687155"/>
       <w:bookmarkEnd w:id="81"/>
       <w:r>
         <w:t>N</w:t>
@@ -25940,7 +26365,7 @@
           <w:numId w:val="2"/>
         </w:numPr>
       </w:pPr>
-      <w:bookmarkStart w:id="85" w:name="_Toc221485040"/>
+      <w:bookmarkStart w:id="85" w:name="_Toc222687156"/>
       <w:r>
         <w:t>Otras mejoras</w:t>
       </w:r>
@@ -26767,7 +27192,7 @@
           <w:numId w:val="2"/>
         </w:numPr>
       </w:pPr>
-      <w:bookmarkStart w:id="87" w:name="_Toc221485041"/>
+      <w:bookmarkStart w:id="87" w:name="_Toc222687157"/>
       <w:r>
         <w:t>Error</w:t>
       </w:r>
@@ -27623,7 +28048,7 @@
           <w:numId w:val="0"/>
         </w:numPr>
       </w:pPr>
-      <w:bookmarkStart w:id="89" w:name="_Toc221485042"/>
+      <w:bookmarkStart w:id="89" w:name="_Toc222687158"/>
       <w:r>
         <w:lastRenderedPageBreak/>
         <w:t>2.17</w:t>
@@ -27650,7 +28075,7 @@
           <w:numId w:val="0"/>
         </w:numPr>
       </w:pPr>
-      <w:bookmarkStart w:id="90" w:name="_Toc221485043"/>
+      <w:bookmarkStart w:id="90" w:name="_Toc222687159"/>
       <w:r>
         <w:t xml:space="preserve">2.17.1. </w:t>
       </w:r>
@@ -27860,7 +28285,7 @@
           <w:tab w:val="left" w:pos="567"/>
         </w:tabs>
       </w:pPr>
-      <w:bookmarkStart w:id="91" w:name="_Toc221485044"/>
+      <w:bookmarkStart w:id="91" w:name="_Toc222687160"/>
       <w:r>
         <w:t>2.17.2. Otras mejoras</w:t>
       </w:r>
@@ -28279,7 +28704,7 @@
           <w:tab w:val="left" w:pos="567"/>
         </w:tabs>
       </w:pPr>
-      <w:bookmarkStart w:id="92" w:name="_Toc221485045"/>
+      <w:bookmarkStart w:id="92" w:name="_Toc222687161"/>
       <w:r>
         <w:t xml:space="preserve">2.17.3. </w:t>
       </w:r>
@@ -28929,7 +29354,7 @@
           <w:sz w:val="28"/>
         </w:rPr>
       </w:pPr>
-      <w:bookmarkStart w:id="93" w:name="_Toc221485046"/>
+      <w:bookmarkStart w:id="93" w:name="_Toc222687162"/>
       <w:r>
         <w:rPr>
           <w:b/>
@@ -29044,7 +29469,7 @@
           <w:sz w:val="24"/>
         </w:rPr>
       </w:pPr>
-      <w:bookmarkStart w:id="94" w:name="_Toc221485047"/>
+      <w:bookmarkStart w:id="94" w:name="_Toc222687163"/>
       <w:r>
         <w:rPr>
           <w:color w:val="000080"/>
@@ -29421,7 +29846,7 @@
           <w:sz w:val="24"/>
         </w:rPr>
       </w:pPr>
-      <w:bookmarkStart w:id="95" w:name="_Toc221485048"/>
+      <w:bookmarkStart w:id="95" w:name="_Toc222687164"/>
       <w:r>
         <w:rPr>
           <w:color w:val="000080"/>
@@ -30160,7 +30585,7 @@
           <w:sz w:val="24"/>
         </w:rPr>
       </w:pPr>
-      <w:bookmarkStart w:id="96" w:name="_Toc221485049"/>
+      <w:bookmarkStart w:id="96" w:name="_Toc222687165"/>
       <w:r>
         <w:rPr>
           <w:color w:val="000080"/>
@@ -30654,7 +31079,7 @@
           <w:sz w:val="28"/>
         </w:rPr>
       </w:pPr>
-      <w:bookmarkStart w:id="97" w:name="_Toc221485050"/>
+      <w:bookmarkStart w:id="97" w:name="_Toc222687166"/>
       <w:r>
         <w:rPr>
           <w:b/>
@@ -30769,7 +31194,7 @@
           <w:sz w:val="24"/>
         </w:rPr>
       </w:pPr>
-      <w:bookmarkStart w:id="98" w:name="_Toc221485051"/>
+      <w:bookmarkStart w:id="98" w:name="_Toc222687167"/>
       <w:r>
         <w:rPr>
           <w:color w:val="000080"/>
@@ -31082,7 +31507,7 @@
           <w:sz w:val="24"/>
         </w:rPr>
       </w:pPr>
-      <w:bookmarkStart w:id="99" w:name="_Toc221485052"/>
+      <w:bookmarkStart w:id="99" w:name="_Toc222687168"/>
       <w:r>
         <w:rPr>
           <w:color w:val="000080"/>
@@ -31507,7 +31932,7 @@
           <w:sz w:val="24"/>
         </w:rPr>
       </w:pPr>
-      <w:bookmarkStart w:id="100" w:name="_Toc221485053"/>
+      <w:bookmarkStart w:id="100" w:name="_Toc222687169"/>
       <w:r>
         <w:rPr>
           <w:color w:val="000080"/>
@@ -32354,7 +32779,7 @@
           <w:sz w:val="28"/>
         </w:rPr>
       </w:pPr>
-      <w:bookmarkStart w:id="102" w:name="_Toc221485054"/>
+      <w:bookmarkStart w:id="102" w:name="_Toc222687170"/>
       <w:r>
         <w:rPr>
           <w:b/>
@@ -32469,7 +32894,7 @@
           <w:sz w:val="24"/>
         </w:rPr>
       </w:pPr>
-      <w:bookmarkStart w:id="103" w:name="_Toc221485055"/>
+      <w:bookmarkStart w:id="103" w:name="_Toc222687171"/>
       <w:r>
         <w:rPr>
           <w:color w:val="000080"/>
@@ -33616,7 +34041,7 @@
           <w:sz w:val="24"/>
         </w:rPr>
       </w:pPr>
-      <w:bookmarkStart w:id="105" w:name="_Toc221485056"/>
+      <w:bookmarkStart w:id="105" w:name="_Toc222687172"/>
       <w:bookmarkEnd w:id="104"/>
       <w:r>
         <w:rPr>
@@ -34018,7 +34443,7 @@
           <w:sz w:val="24"/>
         </w:rPr>
       </w:pPr>
-      <w:bookmarkStart w:id="106" w:name="_Toc221485057"/>
+      <w:bookmarkStart w:id="106" w:name="_Toc222687173"/>
       <w:r>
         <w:rPr>
           <w:color w:val="000080"/>
@@ -34188,7 +34613,7 @@
           <w:sz w:val="28"/>
         </w:rPr>
       </w:pPr>
-      <w:bookmarkStart w:id="107" w:name="_Toc221485058"/>
+      <w:bookmarkStart w:id="107" w:name="_Toc222687174"/>
       <w:r>
         <w:rPr>
           <w:b/>
@@ -34303,7 +34728,7 @@
           <w:sz w:val="24"/>
         </w:rPr>
       </w:pPr>
-      <w:bookmarkStart w:id="108" w:name="_Toc221485059"/>
+      <w:bookmarkStart w:id="108" w:name="_Toc222687175"/>
       <w:r>
         <w:rPr>
           <w:color w:val="000080"/>
@@ -34415,7 +34840,7 @@
           <w:sz w:val="24"/>
         </w:rPr>
       </w:pPr>
-      <w:bookmarkStart w:id="109" w:name="_Toc221485060"/>
+      <w:bookmarkStart w:id="109" w:name="_Toc222687176"/>
       <w:r>
         <w:rPr>
           <w:color w:val="000080"/>
@@ -34538,7 +34963,7 @@
           <w:sz w:val="24"/>
         </w:rPr>
       </w:pPr>
-      <w:bookmarkStart w:id="111" w:name="_Toc221485061"/>
+      <w:bookmarkStart w:id="111" w:name="_Toc222687177"/>
       <w:r>
         <w:rPr>
           <w:color w:val="000080"/>
@@ -35040,7 +35465,7 @@
           <w:sz w:val="28"/>
         </w:rPr>
       </w:pPr>
-      <w:bookmarkStart w:id="116" w:name="_Toc221485062"/>
+      <w:bookmarkStart w:id="116" w:name="_Toc222687178"/>
       <w:r>
         <w:rPr>
           <w:b/>
@@ -35155,7 +35580,7 @@
           <w:sz w:val="24"/>
         </w:rPr>
       </w:pPr>
-      <w:bookmarkStart w:id="117" w:name="_Toc221485063"/>
+      <w:bookmarkStart w:id="117" w:name="_Toc222687179"/>
       <w:r>
         <w:rPr>
           <w:color w:val="000080"/>
@@ -35209,7 +35634,7 @@
           <w:sz w:val="24"/>
         </w:rPr>
       </w:pPr>
-      <w:bookmarkStart w:id="118" w:name="_Toc221485064"/>
+      <w:bookmarkStart w:id="118" w:name="_Toc222687180"/>
       <w:r>
         <w:rPr>
           <w:color w:val="000080"/>
@@ -35263,7 +35688,7 @@
           <w:sz w:val="24"/>
         </w:rPr>
       </w:pPr>
-      <w:bookmarkStart w:id="119" w:name="_Toc221485065"/>
+      <w:bookmarkStart w:id="119" w:name="_Toc222687181"/>
       <w:r>
         <w:rPr>
           <w:color w:val="000080"/>
@@ -35512,7 +35937,7 @@
           <w:sz w:val="28"/>
         </w:rPr>
       </w:pPr>
-      <w:bookmarkStart w:id="121" w:name="_Toc221485066"/>
+      <w:bookmarkStart w:id="121" w:name="_Toc222687182"/>
       <w:r>
         <w:rPr>
           <w:b/>
@@ -35627,7 +36052,7 @@
           <w:sz w:val="24"/>
         </w:rPr>
       </w:pPr>
-      <w:bookmarkStart w:id="122" w:name="_Toc221485067"/>
+      <w:bookmarkStart w:id="122" w:name="_Toc222687183"/>
       <w:r>
         <w:rPr>
           <w:color w:val="000080"/>
@@ -35899,7 +36324,7 @@
           <w:sz w:val="24"/>
         </w:rPr>
       </w:pPr>
-      <w:bookmarkStart w:id="123" w:name="_Toc221485068"/>
+      <w:bookmarkStart w:id="123" w:name="_Toc222687184"/>
       <w:r>
         <w:rPr>
           <w:color w:val="000080"/>
@@ -36189,7 +36614,7 @@
           <w:sz w:val="24"/>
         </w:rPr>
       </w:pPr>
-      <w:bookmarkStart w:id="124" w:name="_Toc221485069"/>
+      <w:bookmarkStart w:id="124" w:name="_Toc222687185"/>
       <w:r>
         <w:rPr>
           <w:color w:val="000080"/>
@@ -36723,7 +37148,7 @@
           <w:sz w:val="28"/>
         </w:rPr>
       </w:pPr>
-      <w:bookmarkStart w:id="126" w:name="_Toc221485070"/>
+      <w:bookmarkStart w:id="126" w:name="_Toc222687186"/>
       <w:r>
         <w:rPr>
           <w:b/>
@@ -36854,7 +37279,7 @@
           <w:sz w:val="24"/>
         </w:rPr>
       </w:pPr>
-      <w:bookmarkStart w:id="127" w:name="_Toc221485071"/>
+      <w:bookmarkStart w:id="127" w:name="_Toc222687187"/>
       <w:r>
         <w:rPr>
           <w:color w:val="000080"/>
@@ -37126,7 +37551,7 @@
           <w:sz w:val="24"/>
         </w:rPr>
       </w:pPr>
-      <w:bookmarkStart w:id="128" w:name="_Toc221485072"/>
+      <w:bookmarkStart w:id="128" w:name="_Toc222687188"/>
       <w:r>
         <w:rPr>
           <w:color w:val="000080"/>
@@ -37787,7 +38212,7 @@
           <w:sz w:val="24"/>
         </w:rPr>
       </w:pPr>
-      <w:bookmarkStart w:id="129" w:name="_Toc221485073"/>
+      <w:bookmarkStart w:id="129" w:name="_Toc222687189"/>
       <w:r>
         <w:rPr>
           <w:color w:val="000080"/>
@@ -38535,7 +38960,7 @@
           <w:sz w:val="28"/>
         </w:rPr>
       </w:pPr>
-      <w:bookmarkStart w:id="130" w:name="_Toc221485074"/>
+      <w:bookmarkStart w:id="130" w:name="_Toc222687190"/>
       <w:r>
         <w:rPr>
           <w:b/>
@@ -38674,7 +39099,7 @@
           <w:sz w:val="24"/>
         </w:rPr>
       </w:pPr>
-      <w:bookmarkStart w:id="131" w:name="_Toc221485075"/>
+      <w:bookmarkStart w:id="131" w:name="_Toc222687191"/>
       <w:r>
         <w:rPr>
           <w:color w:val="000080"/>
@@ -39076,7 +39501,7 @@
           <w:sz w:val="24"/>
         </w:rPr>
       </w:pPr>
-      <w:bookmarkStart w:id="133" w:name="_Toc221485076"/>
+      <w:bookmarkStart w:id="133" w:name="_Toc222687192"/>
       <w:r>
         <w:rPr>
           <w:color w:val="000080"/>
@@ -39555,7 +39980,7 @@
           <w:sz w:val="24"/>
         </w:rPr>
       </w:pPr>
-      <w:bookmarkStart w:id="135" w:name="_Toc221485077"/>
+      <w:bookmarkStart w:id="135" w:name="_Toc222687193"/>
       <w:r>
         <w:rPr>
           <w:color w:val="000080"/>
@@ -40320,7 +40745,7 @@
           <w:sz w:val="28"/>
         </w:rPr>
       </w:pPr>
-      <w:bookmarkStart w:id="137" w:name="_Toc221485078"/>
+      <w:bookmarkStart w:id="137" w:name="_Toc222687194"/>
       <w:r>
         <w:rPr>
           <w:b/>
@@ -40451,7 +40876,7 @@
           <w:sz w:val="24"/>
         </w:rPr>
       </w:pPr>
-      <w:bookmarkStart w:id="138" w:name="_Toc221485079"/>
+      <w:bookmarkStart w:id="138" w:name="_Toc222687195"/>
       <w:r>
         <w:rPr>
           <w:color w:val="000080"/>
@@ -40689,7 +41114,7 @@
           <w:sz w:val="24"/>
         </w:rPr>
       </w:pPr>
-      <w:bookmarkStart w:id="139" w:name="_Toc221485080"/>
+      <w:bookmarkStart w:id="139" w:name="_Toc222687196"/>
       <w:r>
         <w:rPr>
           <w:color w:val="000080"/>
@@ -41331,7 +41756,7 @@
           <w:sz w:val="24"/>
         </w:rPr>
       </w:pPr>
-      <w:bookmarkStart w:id="140" w:name="_Toc221485081"/>
+      <w:bookmarkStart w:id="140" w:name="_Toc222687197"/>
       <w:r>
         <w:rPr>
           <w:color w:val="000080"/>
@@ -42478,7 +42903,7 @@
           <w:sz w:val="28"/>
         </w:rPr>
       </w:pPr>
-      <w:bookmarkStart w:id="142" w:name="_Toc221485082"/>
+      <w:bookmarkStart w:id="142" w:name="_Toc222687198"/>
       <w:r>
         <w:rPr>
           <w:b/>
@@ -42609,7 +43034,7 @@
           <w:sz w:val="24"/>
         </w:rPr>
       </w:pPr>
-      <w:bookmarkStart w:id="143" w:name="_Toc221485083"/>
+      <w:bookmarkStart w:id="143" w:name="_Toc222687199"/>
       <w:r>
         <w:rPr>
           <w:color w:val="000080"/>
@@ -42676,7 +43101,7 @@
           <w:sz w:val="24"/>
         </w:rPr>
       </w:pPr>
-      <w:bookmarkStart w:id="144" w:name="_Toc221485084"/>
+      <w:bookmarkStart w:id="144" w:name="_Toc222687200"/>
       <w:r>
         <w:rPr>
           <w:color w:val="000080"/>
@@ -42793,7 +43218,7 @@
           <w:sz w:val="24"/>
         </w:rPr>
       </w:pPr>
-      <w:bookmarkStart w:id="145" w:name="_Toc221485085"/>
+      <w:bookmarkStart w:id="145" w:name="_Toc222687201"/>
       <w:r>
         <w:rPr>
           <w:color w:val="000080"/>
@@ -42983,7 +43408,7 @@
           <w:sz w:val="28"/>
         </w:rPr>
       </w:pPr>
-      <w:bookmarkStart w:id="146" w:name="_Toc221485086"/>
+      <w:bookmarkStart w:id="146" w:name="_Toc222687202"/>
       <w:r>
         <w:rPr>
           <w:b/>
@@ -43114,7 +43539,7 @@
           <w:sz w:val="24"/>
         </w:rPr>
       </w:pPr>
-      <w:bookmarkStart w:id="147" w:name="_Toc221485087"/>
+      <w:bookmarkStart w:id="147" w:name="_Toc222687203"/>
       <w:r>
         <w:rPr>
           <w:color w:val="000080"/>
@@ -43181,7 +43606,7 @@
           <w:sz w:val="24"/>
         </w:rPr>
       </w:pPr>
-      <w:bookmarkStart w:id="148" w:name="_Toc221485088"/>
+      <w:bookmarkStart w:id="148" w:name="_Toc222687204"/>
       <w:r>
         <w:rPr>
           <w:color w:val="000080"/>
@@ -43290,7 +43715,7 @@
           <w:sz w:val="24"/>
         </w:rPr>
       </w:pPr>
-      <w:bookmarkStart w:id="150" w:name="_Toc221485089"/>
+      <w:bookmarkStart w:id="150" w:name="_Toc222687205"/>
       <w:r>
         <w:rPr>
           <w:color w:val="000080"/>
@@ -43349,7 +43774,7 @@
           <w:sz w:val="28"/>
         </w:rPr>
       </w:pPr>
-      <w:bookmarkStart w:id="151" w:name="_Toc221485090"/>
+      <w:bookmarkStart w:id="151" w:name="_Toc222687206"/>
       <w:r>
         <w:rPr>
           <w:b/>
@@ -43496,7 +43921,7 @@
           <w:sz w:val="24"/>
         </w:rPr>
       </w:pPr>
-      <w:bookmarkStart w:id="152" w:name="_Toc221485091"/>
+      <w:bookmarkStart w:id="152" w:name="_Toc222687207"/>
       <w:r>
         <w:rPr>
           <w:color w:val="000080"/>
@@ -43833,7 +44258,7 @@
           <w:sz w:val="24"/>
         </w:rPr>
       </w:pPr>
-      <w:bookmarkStart w:id="155" w:name="_Toc221485092"/>
+      <w:bookmarkStart w:id="155" w:name="_Toc222687208"/>
       <w:r>
         <w:rPr>
           <w:color w:val="000080"/>
@@ -45373,7 +45798,7 @@
           <w:sz w:val="24"/>
         </w:rPr>
       </w:pPr>
-      <w:bookmarkStart w:id="158" w:name="_Toc221485093"/>
+      <w:bookmarkStart w:id="158" w:name="_Toc222687209"/>
       <w:r>
         <w:rPr>
           <w:color w:val="000080"/>
@@ -46482,7 +46907,7 @@
           <w:sz w:val="28"/>
         </w:rPr>
       </w:pPr>
-      <w:bookmarkStart w:id="164" w:name="_Toc221485094"/>
+      <w:bookmarkStart w:id="164" w:name="_Toc222687210"/>
       <w:r>
         <w:rPr>
           <w:b/>
@@ -46629,7 +47054,7 @@
           <w:sz w:val="24"/>
         </w:rPr>
       </w:pPr>
-      <w:bookmarkStart w:id="165" w:name="_Toc221485095"/>
+      <w:bookmarkStart w:id="165" w:name="_Toc222687211"/>
       <w:r>
         <w:rPr>
           <w:color w:val="000080"/>
@@ -46931,7 +47356,7 @@
           <w:sz w:val="24"/>
         </w:rPr>
       </w:pPr>
-      <w:bookmarkStart w:id="166" w:name="_Toc221485096"/>
+      <w:bookmarkStart w:id="166" w:name="_Toc222687212"/>
       <w:r>
         <w:rPr>
           <w:color w:val="000080"/>
@@ -47634,7 +48059,7 @@
           <w:sz w:val="24"/>
         </w:rPr>
       </w:pPr>
-      <w:bookmarkStart w:id="167" w:name="_Toc221485097"/>
+      <w:bookmarkStart w:id="167" w:name="_Toc222687213"/>
       <w:r>
         <w:rPr>
           <w:color w:val="000080"/>
@@ -48141,7 +48566,7 @@
           <w:sz w:val="28"/>
         </w:rPr>
       </w:pPr>
-      <w:bookmarkStart w:id="168" w:name="_Toc221485098"/>
+      <w:bookmarkStart w:id="168" w:name="_Toc222687214"/>
       <w:r>
         <w:rPr>
           <w:b/>
@@ -48157,15 +48582,7 @@
           <w:color w:val="000080"/>
           <w:sz w:val="28"/>
         </w:rPr>
-        <w:t>3</w:t>
-      </w:r>
-      <w:r>
-        <w:rPr>
-          <w:b/>
-          <w:color w:val="000080"/>
-          <w:sz w:val="28"/>
-        </w:rPr>
-        <w:t>1</w:t>
+        <w:t>31</w:t>
       </w:r>
       <w:r>
         <w:rPr>
@@ -48296,7 +48713,7 @@
           <w:sz w:val="24"/>
         </w:rPr>
       </w:pPr>
-      <w:bookmarkStart w:id="169" w:name="_Toc221485099"/>
+      <w:bookmarkStart w:id="169" w:name="_Toc222687215"/>
       <w:r>
         <w:rPr>
           <w:color w:val="000080"/>
@@ -48572,7 +48989,7 @@
           <w:sz w:val="24"/>
         </w:rPr>
       </w:pPr>
-      <w:bookmarkStart w:id="170" w:name="_Toc221485100"/>
+      <w:bookmarkStart w:id="170" w:name="_Toc222687216"/>
       <w:r>
         <w:rPr>
           <w:color w:val="000080"/>
@@ -48753,7 +49170,7 @@
           <w:sz w:val="24"/>
         </w:rPr>
       </w:pPr>
-      <w:bookmarkStart w:id="171" w:name="_Toc221485101"/>
+      <w:bookmarkStart w:id="171" w:name="_Toc222687217"/>
       <w:r>
         <w:rPr>
           <w:color w:val="000080"/>
@@ -49676,6 +50093,576 @@
       </w:pPr>
       <w:r>
         <w:t>Se corrige el literal en las columnas y filtros de SISTRAHELP en relación con el trámite de ROLSAC.</w:t>
+      </w:r>
+    </w:p>
+    <w:p>
+      <w:pPr>
+        <w:suppressAutoHyphens w:val="0"/>
+        <w:spacing w:before="0" w:after="0"/>
+        <w:ind w:left="360"/>
+      </w:pPr>
+    </w:p>
+    <w:p>
+      <w:pPr>
+        <w:suppressAutoHyphens w:val="0"/>
+        <w:spacing w:before="0" w:after="0"/>
+        <w:ind w:left="360"/>
+      </w:pPr>
+    </w:p>
+    <w:p>
+      <w:pPr>
+        <w:suppressAutoHyphens w:val="0"/>
+        <w:spacing w:before="0" w:after="0"/>
+        <w:jc w:val="left"/>
+      </w:pPr>
+      <w:r>
+        <w:br w:type="page"/>
+      </w:r>
+    </w:p>
+    <w:p>
+      <w:pPr>
+        <w:keepNext/>
+        <w:pBdr>
+          <w:bottom w:val="single" w:sz="4" w:space="1" w:color="000000"/>
+        </w:pBdr>
+        <w:tabs>
+          <w:tab w:val="left" w:pos="0"/>
+          <w:tab w:val="left" w:pos="432"/>
+        </w:tabs>
+        <w:spacing w:before="240"/>
+        <w:outlineLvl w:val="1"/>
+        <w:rPr>
+          <w:b/>
+          <w:color w:val="000080"/>
+          <w:sz w:val="28"/>
+        </w:rPr>
+      </w:pPr>
+      <w:bookmarkStart w:id="172" w:name="_Toc222687218"/>
+      <w:r>
+        <w:rPr>
+          <w:b/>
+          <w:color w:val="000080"/>
+          <w:sz w:val="28"/>
+        </w:rPr>
+        <w:lastRenderedPageBreak/>
+        <w:t>2.</w:t>
+      </w:r>
+      <w:r>
+        <w:rPr>
+          <w:b/>
+          <w:color w:val="000080"/>
+          <w:sz w:val="28"/>
+        </w:rPr>
+        <w:t>3</w:t>
+      </w:r>
+      <w:r>
+        <w:rPr>
+          <w:b/>
+          <w:color w:val="000080"/>
+          <w:sz w:val="28"/>
+        </w:rPr>
+        <w:t>2</w:t>
+      </w:r>
+      <w:r>
+        <w:rPr>
+          <w:b/>
+          <w:color w:val="000080"/>
+          <w:sz w:val="28"/>
+        </w:rPr>
+        <w:t xml:space="preserve"> Versión 1.</w:t>
+      </w:r>
+      <w:r>
+        <w:rPr>
+          <w:b/>
+          <w:color w:val="000080"/>
+          <w:sz w:val="28"/>
+        </w:rPr>
+        <w:t>8</w:t>
+      </w:r>
+      <w:r>
+        <w:rPr>
+          <w:b/>
+          <w:color w:val="000080"/>
+          <w:sz w:val="28"/>
+        </w:rPr>
+        <w:t>.</w:t>
+      </w:r>
+      <w:r>
+        <w:rPr>
+          <w:b/>
+          <w:color w:val="000080"/>
+          <w:sz w:val="28"/>
+        </w:rPr>
+        <w:t>3</w:t>
+      </w:r>
+      <w:r>
+        <w:rPr>
+          <w:b/>
+          <w:color w:val="000080"/>
+          <w:sz w:val="28"/>
+        </w:rPr>
+        <w:t xml:space="preserve"> </w:t>
+      </w:r>
+      <w:r>
+        <w:rPr>
+          <w:b/>
+          <w:color w:val="000080"/>
+          <w:sz w:val="28"/>
+        </w:rPr>
+        <w:t>(</w:t>
+      </w:r>
+      <w:r>
+        <w:rPr>
+          <w:b/>
+          <w:color w:val="000080"/>
+          <w:sz w:val="28"/>
+        </w:rPr>
+        <w:t>23</w:t>
+      </w:r>
+      <w:r>
+        <w:rPr>
+          <w:b/>
+          <w:color w:val="000080"/>
+          <w:sz w:val="28"/>
+        </w:rPr>
+        <w:t>/</w:t>
+      </w:r>
+      <w:r>
+        <w:rPr>
+          <w:b/>
+          <w:color w:val="000080"/>
+          <w:sz w:val="28"/>
+        </w:rPr>
+        <w:t>02</w:t>
+      </w:r>
+      <w:r>
+        <w:rPr>
+          <w:b/>
+          <w:color w:val="000080"/>
+          <w:sz w:val="28"/>
+        </w:rPr>
+        <w:t>/202</w:t>
+      </w:r>
+      <w:r>
+        <w:rPr>
+          <w:b/>
+          <w:color w:val="000080"/>
+          <w:sz w:val="28"/>
+        </w:rPr>
+        <w:t>6</w:t>
+      </w:r>
+      <w:r>
+        <w:rPr>
+          <w:b/>
+          <w:color w:val="000080"/>
+          <w:sz w:val="28"/>
+        </w:rPr>
+        <w:t>)</w:t>
+      </w:r>
+      <w:bookmarkEnd w:id="172"/>
+    </w:p>
+    <w:p/>
+    <w:p>
+      <w:r>
+        <w:t>Versión en la que se incluyen las siguientes funcionalidades, mejoras y corrección de errores.</w:t>
+      </w:r>
+    </w:p>
+    <w:p>
+      <w:pPr>
+        <w:keepNext/>
+        <w:pBdr>
+          <w:bottom w:val="single" w:sz="4" w:space="1" w:color="000000"/>
+        </w:pBdr>
+        <w:tabs>
+          <w:tab w:val="left" w:pos="0"/>
+          <w:tab w:val="left" w:pos="432"/>
+        </w:tabs>
+        <w:spacing w:before="240"/>
+        <w:outlineLvl w:val="2"/>
+        <w:rPr>
+          <w:color w:val="000080"/>
+          <w:sz w:val="24"/>
+        </w:rPr>
+      </w:pPr>
+      <w:bookmarkStart w:id="173" w:name="_Toc222687219"/>
+      <w:r>
+        <w:rPr>
+          <w:color w:val="000080"/>
+          <w:sz w:val="24"/>
+        </w:rPr>
+        <w:t>2.</w:t>
+      </w:r>
+      <w:r>
+        <w:rPr>
+          <w:color w:val="000080"/>
+          <w:sz w:val="24"/>
+        </w:rPr>
+        <w:t>3</w:t>
+      </w:r>
+      <w:r>
+        <w:rPr>
+          <w:color w:val="000080"/>
+          <w:sz w:val="24"/>
+        </w:rPr>
+        <w:t>2</w:t>
+      </w:r>
+      <w:r>
+        <w:rPr>
+          <w:color w:val="000080"/>
+          <w:sz w:val="24"/>
+        </w:rPr>
+        <w:t>.1. Nuevas funcionalidades y mejoras más relevantes</w:t>
+      </w:r>
+      <w:bookmarkEnd w:id="173"/>
+    </w:p>
+    <w:p>
+      <w:pPr>
+        <w:suppressAutoHyphens w:val="0"/>
+        <w:spacing w:before="0" w:after="0"/>
+        <w:rPr>
+          <w:rFonts w:ascii="Calibri" w:eastAsia="Calibri" w:hAnsi="Calibri" w:cs="Calibri"/>
+          <w:sz w:val="22"/>
+          <w:szCs w:val="22"/>
+          <w:lang w:val="ca-ES" w:eastAsia="en-US"/>
+        </w:rPr>
+      </w:pPr>
+    </w:p>
+    <w:p>
+      <w:pPr>
+        <w:numPr>
+          <w:ilvl w:val="0"/>
+          <w:numId w:val="21"/>
+        </w:numPr>
+        <w:suppressAutoHyphens w:val="0"/>
+        <w:spacing w:before="0" w:after="0"/>
+        <w:ind w:left="360"/>
+        <w:rPr>
+          <w:lang w:val="pt-PT"/>
+        </w:rPr>
+      </w:pPr>
+      <w:r>
+        <w:rPr>
+          <w:lang w:val="pt-PT"/>
+        </w:rPr>
+        <w:t>#916 Mostrar el mètode de pagament a STH</w:t>
+      </w:r>
+    </w:p>
+    <w:p>
+      <w:pPr>
+        <w:suppressAutoHyphens w:val="0"/>
+        <w:spacing w:before="0" w:after="0"/>
+        <w:ind w:left="360"/>
+      </w:pPr>
+      <w:r>
+        <w:t>En los detalles de l</w:t>
+      </w:r>
+      <w:r>
+        <w:t>os eventos de pago se muestra el método de pago utilizado para verificarlo, no verificarlo o cancelarlo.</w:t>
+      </w:r>
+    </w:p>
+    <w:p>
+      <w:pPr>
+        <w:suppressAutoHyphens w:val="0"/>
+        <w:spacing w:before="0" w:after="0"/>
+        <w:ind w:left="360"/>
+      </w:pPr>
+    </w:p>
+    <w:p>
+      <w:pPr>
+        <w:numPr>
+          <w:ilvl w:val="0"/>
+          <w:numId w:val="21"/>
+        </w:numPr>
+        <w:suppressAutoHyphens w:val="0"/>
+        <w:spacing w:before="0" w:after="0"/>
+        <w:ind w:left="360"/>
+        <w:rPr>
+          <w:lang w:val="pt-PT"/>
+        </w:rPr>
+      </w:pPr>
+      <w:r>
+        <w:rPr>
+          <w:lang w:val="pt-PT"/>
+        </w:rPr>
+        <w:t>#985 Millora STH filtres tipus de firma/pagament</w:t>
+      </w:r>
+    </w:p>
+    <w:p>
+      <w:pPr>
+        <w:suppressAutoHyphens w:val="0"/>
+        <w:spacing w:before="0" w:after="0"/>
+        <w:ind w:left="360"/>
+      </w:pPr>
+      <w:r>
+        <w:t>Ahora es posible filtrar las búsquedas de eventos de pago y firma, filtrando por los métodos de pago y firma utilizados respectivamente.</w:t>
+      </w:r>
+    </w:p>
+    <w:p>
+      <w:pPr>
+        <w:suppressAutoHyphens w:val="0"/>
+        <w:spacing w:before="0" w:after="0"/>
+        <w:ind w:left="360"/>
+      </w:pPr>
+    </w:p>
+    <w:p>
+      <w:pPr>
+        <w:numPr>
+          <w:ilvl w:val="0"/>
+          <w:numId w:val="21"/>
+        </w:numPr>
+        <w:suppressAutoHyphens w:val="0"/>
+        <w:spacing w:before="0" w:after="0"/>
+        <w:ind w:left="360"/>
+        <w:rPr>
+          <w:lang w:val="pt-PT"/>
+        </w:rPr>
+      </w:pPr>
+      <w:r>
+        <w:rPr>
+          <w:lang w:val="pt-PT"/>
+        </w:rPr>
+        <w:t>#999 Adaptacions per poder rebre sempre els mètodes de firma</w:t>
+      </w:r>
+    </w:p>
+    <w:p>
+      <w:pPr>
+        <w:ind w:left="360"/>
+      </w:pPr>
+      <w:r>
+        <w:t>En los detalles de l</w:t>
+      </w:r>
+      <w:r>
+        <w:t xml:space="preserve">os eventos de </w:t>
+      </w:r>
+      <w:r>
+        <w:t xml:space="preserve">firma, tanto si ha sido OK o KO, </w:t>
+      </w:r>
+      <w:r>
+        <w:t xml:space="preserve">se muestra el método de </w:t>
+      </w:r>
+      <w:r>
+        <w:t>firma</w:t>
+      </w:r>
+      <w:r>
+        <w:t xml:space="preserve"> utilizado</w:t>
+      </w:r>
+      <w:r>
+        <w:t>.</w:t>
+      </w:r>
+    </w:p>
+    <w:p>
+      <w:pPr>
+        <w:ind w:left="360"/>
+      </w:pPr>
+    </w:p>
+    <w:p>
+      <w:pPr>
+        <w:keepNext/>
+        <w:pBdr>
+          <w:bottom w:val="single" w:sz="4" w:space="1" w:color="000000"/>
+        </w:pBdr>
+        <w:tabs>
+          <w:tab w:val="left" w:pos="0"/>
+          <w:tab w:val="left" w:pos="432"/>
+          <w:tab w:val="left" w:pos="567"/>
+        </w:tabs>
+        <w:spacing w:before="240"/>
+        <w:outlineLvl w:val="2"/>
+        <w:rPr>
+          <w:color w:val="000080"/>
+          <w:sz w:val="24"/>
+        </w:rPr>
+      </w:pPr>
+      <w:bookmarkStart w:id="174" w:name="_Toc222687220"/>
+      <w:r>
+        <w:rPr>
+          <w:color w:val="000080"/>
+          <w:sz w:val="24"/>
+        </w:rPr>
+        <w:t>2.</w:t>
+      </w:r>
+      <w:r>
+        <w:rPr>
+          <w:color w:val="000080"/>
+          <w:sz w:val="24"/>
+        </w:rPr>
+        <w:t>3</w:t>
+      </w:r>
+      <w:r>
+        <w:rPr>
+          <w:color w:val="000080"/>
+          <w:sz w:val="24"/>
+        </w:rPr>
+        <w:t>2</w:t>
+      </w:r>
+      <w:r>
+        <w:rPr>
+          <w:color w:val="000080"/>
+          <w:sz w:val="24"/>
+        </w:rPr>
+        <w:t>.2. Otras mejoras</w:t>
+      </w:r>
+      <w:bookmarkEnd w:id="174"/>
+    </w:p>
+    <w:p>
+      <w:pPr>
+        <w:rPr>
+          <w:lang w:val="ca-ES"/>
+        </w:rPr>
+      </w:pPr>
+    </w:p>
+    <w:p>
+      <w:pPr>
+        <w:numPr>
+          <w:ilvl w:val="0"/>
+          <w:numId w:val="21"/>
+        </w:numPr>
+        <w:suppressAutoHyphens w:val="0"/>
+        <w:spacing w:before="0" w:after="0"/>
+        <w:ind w:left="360"/>
+        <w:rPr>
+          <w:lang w:val="pt-PT"/>
+        </w:rPr>
+      </w:pPr>
+      <w:r>
+        <w:rPr>
+          <w:lang w:val="pt-PT"/>
+        </w:rPr>
+        <w:t>#1000 Adaptació de l'API REST per rebre els mètodes de pagament en tots els casos</w:t>
+      </w:r>
+    </w:p>
+    <w:p>
+      <w:pPr>
+        <w:suppressAutoHyphens w:val="0"/>
+        <w:spacing w:before="0" w:after="0"/>
+        <w:ind w:left="360"/>
+      </w:pPr>
+      <w:r>
+        <w:t>Se realizan las adaptaciones ne</w:t>
+      </w:r>
+      <w:r>
+        <w:t>cesarias para poder recibir el método de pago y mostrarlo en SISTRAHELP.</w:t>
+      </w:r>
+    </w:p>
+    <w:p>
+      <w:pPr>
+        <w:suppressAutoHyphens w:val="0"/>
+        <w:spacing w:before="0" w:after="0"/>
+        <w:ind w:left="360"/>
+      </w:pPr>
+    </w:p>
+    <w:p>
+      <w:pPr>
+        <w:numPr>
+          <w:ilvl w:val="0"/>
+          <w:numId w:val="21"/>
+        </w:numPr>
+        <w:suppressAutoHyphens w:val="0"/>
+        <w:spacing w:before="0" w:after="0"/>
+        <w:ind w:left="360"/>
+      </w:pPr>
+      <w:r>
+        <w:t>#1001 Adaptació del plugin de signatura client perquè utilitzi la nova llibreria de PFIB</w:t>
+      </w:r>
+    </w:p>
+    <w:p>
+      <w:pPr>
+        <w:suppressAutoHyphens w:val="0"/>
+        <w:spacing w:before="0" w:after="0"/>
+        <w:ind w:left="360"/>
+      </w:pPr>
+      <w:r>
+        <w:t>Se realizan las adaptaciones necesarias en el plugin de firma, para poder utilizar la nueva versión del API de PFIB y recibir el método de firma en caso de haber ido mal, para mostrarla en SISTRAHELP.</w:t>
+      </w:r>
+    </w:p>
+    <w:p>
+      <w:pPr>
+        <w:suppressAutoHyphens w:val="0"/>
+        <w:spacing w:before="0" w:after="0"/>
+        <w:ind w:left="360"/>
+      </w:pPr>
+    </w:p>
+    <w:p>
+      <w:pPr>
+        <w:keepNext/>
+        <w:pBdr>
+          <w:bottom w:val="single" w:sz="4" w:space="1" w:color="000000"/>
+        </w:pBdr>
+        <w:tabs>
+          <w:tab w:val="left" w:pos="0"/>
+          <w:tab w:val="left" w:pos="432"/>
+          <w:tab w:val="left" w:pos="567"/>
+        </w:tabs>
+        <w:spacing w:before="240"/>
+        <w:outlineLvl w:val="2"/>
+        <w:rPr>
+          <w:color w:val="000080"/>
+          <w:sz w:val="24"/>
+        </w:rPr>
+      </w:pPr>
+      <w:bookmarkStart w:id="175" w:name="_Toc222687221"/>
+      <w:r>
+        <w:rPr>
+          <w:color w:val="000080"/>
+          <w:sz w:val="24"/>
+        </w:rPr>
+        <w:t>2.</w:t>
+      </w:r>
+      <w:r>
+        <w:rPr>
+          <w:color w:val="000080"/>
+          <w:sz w:val="24"/>
+        </w:rPr>
+        <w:t>3</w:t>
+      </w:r>
+      <w:r>
+        <w:rPr>
+          <w:color w:val="000080"/>
+          <w:sz w:val="24"/>
+        </w:rPr>
+        <w:t>2</w:t>
+      </w:r>
+      <w:r>
+        <w:rPr>
+          <w:color w:val="000080"/>
+          <w:sz w:val="24"/>
+        </w:rPr>
+        <w:t>.3. Errores resueltos</w:t>
+      </w:r>
+      <w:bookmarkEnd w:id="175"/>
+    </w:p>
+    <w:p/>
+    <w:p>
+      <w:pPr>
+        <w:numPr>
+          <w:ilvl w:val="0"/>
+          <w:numId w:val="21"/>
+        </w:numPr>
+        <w:suppressAutoHyphens w:val="0"/>
+        <w:spacing w:before="0" w:after="0"/>
+        <w:ind w:left="360"/>
+        <w:rPr>
+          <w:lang w:val="pt-PT"/>
+        </w:rPr>
+      </w:pPr>
+      <w:r>
+        <w:rPr>
+          <w:lang w:val="pt-PT"/>
+        </w:rPr>
+        <w:t>#931 Evitar problemes amb la purga de fitxers orfes</w:t>
+      </w:r>
+    </w:p>
+    <w:p>
+      <w:pPr>
+        <w:suppressAutoHyphens w:val="0"/>
+        <w:spacing w:before="0" w:after="0"/>
+        <w:ind w:left="360"/>
+      </w:pPr>
+      <w:r>
+        <w:t>En el caso de que se firme un formulario que es referenciado por otro en su script de postgardar, se impide volverlo a modificar, para evitar bloqueos en la purga de ficheros huérfanos.</w:t>
+      </w:r>
+      <w:r>
+        <w:t xml:space="preserve"> </w:t>
       </w:r>
     </w:p>
     <w:p>
@@ -52776,7 +53763,7 @@
   <w:style w:type="paragraph" w:default="1" w:styleId="Normal">
     <w:name w:val="Normal"/>
     <w:qFormat/>
-    <w:rsid w:val="007B5B59"/>
+    <w:rsid w:val="00E171E2"/>
     <w:pPr>
       <w:suppressAutoHyphens/>
       <w:spacing w:before="60" w:after="60"/>
@@ -52988,6 +53975,7 @@
   <w:style w:type="character" w:default="1" w:styleId="Fuentedeprrafopredeter">
     <w:name w:val="Default Paragraph Font"/>
     <w:uiPriority w:val="1"/>
+    <w:semiHidden/>
     <w:unhideWhenUsed/>
   </w:style>
   <w:style w:type="table" w:default="1" w:styleId="Tablanormal">
@@ -53974,6 +54962,10 @@
 </file>
 
 <file path=customXml/item1.xml><?xml version="1.0" encoding="utf-8"?>
+<b:Sources xmlns:b="http://schemas.openxmlformats.org/officeDocument/2006/bibliography" xmlns="http://schemas.openxmlformats.org/officeDocument/2006/bibliography" SelectedStyle="\APA.XSL" StyleName="APA"/>
+</file>
+
+<file path=customXml/item2.xml><?xml version="1.0" encoding="utf-8"?>
 <s:customData xmlns="http://www.wps.cn/officeDocument/2013/wpsCustomData" xmlns:s="http://www.wps.cn/officeDocument/2013/wpsCustomData">
   <customSectProps>
     <customSectPr/>
@@ -53983,22 +54975,18 @@
 </s:customData>
 </file>
 
-<file path=customXml/item2.xml><?xml version="1.0" encoding="utf-8"?>
-<b:Sources xmlns:b="http://schemas.openxmlformats.org/officeDocument/2006/bibliography" xmlns="http://schemas.openxmlformats.org/officeDocument/2006/bibliography" SelectedStyle="\APA.XSL" StyleName="APA"/>
+<file path=customXml/itemProps1.xml><?xml version="1.0" encoding="utf-8"?>
+<ds:datastoreItem xmlns:ds="http://schemas.openxmlformats.org/officeDocument/2006/customXml" ds:itemID="{FB80DA95-0F61-4087-9B4A-3A18D254964B}">
+  <ds:schemaRefs>
+    <ds:schemaRef ds:uri="http://schemas.openxmlformats.org/officeDocument/2006/bibliography"/>
+  </ds:schemaRefs>
+</ds:datastoreItem>
 </file>
 
-<file path=customXml/itemProps1.xml><?xml version="1.0" encoding="utf-8"?>
+<file path=customXml/itemProps2.xml><?xml version="1.0" encoding="utf-8"?>
 <ds:datastoreItem xmlns:ds="http://schemas.openxmlformats.org/officeDocument/2006/customXml" ds:itemID="{B1977F7D-205B-4081-913C-38D41E755F92}">
   <ds:schemaRefs>
     <ds:schemaRef ds:uri="http://www.wps.cn/officeDocument/2013/wpsCustomData"/>
   </ds:schemaRefs>
 </ds:datastoreItem>
-</file>
-
-<file path=customXml/itemProps2.xml><?xml version="1.0" encoding="utf-8"?>
-<ds:datastoreItem xmlns:ds="http://schemas.openxmlformats.org/officeDocument/2006/customXml" ds:itemID="{FB80DA95-0F61-4087-9B4A-3A18D254964B}">
-  <ds:schemaRefs>
-    <ds:schemaRef ds:uri="http://schemas.openxmlformats.org/officeDocument/2006/bibliography"/>
-  </ds:schemaRefs>
-</ds:datastoreItem>
 </file>